--- a/arb/docx/009.content.docx
+++ b/arb/docx/009.content.docx
@@ -163,28 +163,6 @@
           <w:lang w:val="ar_AE" w:bidi="ar_AE"/>
         </w:rPr>
         <w:t>ر</w:t>
-      </w:r>
-      <w:r>
-        <w:rPr>
-          <w:lang w:val="ar_AE" w:bidi="ar_AE"/>
-        </w:rPr>
-      </w:r>
-    </w:p>
-    <w:p>
-      <w:pPr>
-        <w:bidi/>
-      </w:pPr>
-      <w:r>
-        <w:rPr>
-          <w:lang w:val="ar_AE" w:bidi="ar_AE"/>
-        </w:rPr>
-      </w:r>
-      <w:r>
-        <w:rPr>
-          <w:i/>
-          <w:lang w:val="ar_AE" w:bidi="ar_AE"/>
-        </w:rPr>
-        <w:t>الراعي, الرؤى, الرجاء بعد الدينونة, الرجاء في المسيا, الرشوة والهدايا, الرياء الديني, راحة سبت ٱلله, رب الأمم, ردّ فِعْل داود تجاه القادة العدائيين, رسائل إلى الكنائس السبع, رسائل ضد الأمم, رسالة الأخبار السارة, رسالة المصالحة, روح الناموس</w:t>
       </w:r>
       <w:r>
         <w:rPr>

--- a/arb/docx/009.content.docx
+++ b/arb/docx/009.content.docx
@@ -22,7 +22,7 @@
         <w:rPr>
           <w:lang w:val="ar_AE" w:bidi="ar_AE"/>
         </w:rPr>
-        <w:t>Resource: Study Notes - Themes (Tyndale)</w:t>
+        <w:t>Resource: Tyndale Open Study Notes</w:t>
       </w:r>
       <w:r>
         <w:rPr>
@@ -122,7 +122,7 @@
         <w:rPr>
           <w:lang w:val="ar_AE" w:bidi="ar_AE"/>
         </w:rPr>
-        <w:t>Study Notes - Themes (Tyndale)</w:t>
+        <w:t>Tyndale Open Study Notes</w:t>
       </w:r>
     </w:p>
     <w:p>

--- a/arb/docx/009.content.docx
+++ b/arb/docx/009.content.docx
@@ -22,7 +22,7 @@
         <w:rPr>
           <w:lang w:val="ar_AE" w:bidi="ar_AE"/>
         </w:rPr>
-        <w:t>Resource: Tyndale Open Study Notes</w:t>
+        <w:t>Resource: Aquifer Open Study Notes (Themes)</w:t>
       </w:r>
       <w:r>
         <w:rPr>
@@ -122,7 +122,7 @@
         <w:rPr>
           <w:lang w:val="ar_AE" w:bidi="ar_AE"/>
         </w:rPr>
-        <w:t>Tyndale Open Study Notes</w:t>
+        <w:t>Aquifer Open Study Notes (Themes)</w:t>
       </w:r>
     </w:p>
     <w:p>

--- a/arb/docx/009.content.docx
+++ b/arb/docx/009.content.docx
@@ -9,6 +9,8 @@
       </w:pPr>
       <w:r>
         <w:rPr>
+          <w:rtl/>
+          <w:cs/>
           <w:lang w:val="ar_AE" w:bidi="ar_AE"/>
         </w:rPr>
       </w:r>
@@ -20,12 +22,16 @@
       </w:pPr>
       <w:r>
         <w:rPr>
+          <w:rtl/>
+          <w:cs/>
           <w:lang w:val="ar_AE" w:bidi="ar_AE"/>
         </w:rPr>
         <w:t>Resource: Aquifer Open Study Notes (Themes)</w:t>
       </w:r>
       <w:r>
         <w:rPr>
+          <w:rtl/>
+          <w:cs/>
           <w:lang w:val="ar_AE" w:bidi="ar_AE"/>
         </w:rPr>
       </w:r>
@@ -36,12 +42,16 @@
       </w:pPr>
       <w:r>
         <w:rPr>
+          <w:rtl/>
+          <w:cs/>
           <w:lang w:val="ar_AE" w:bidi="ar_AE"/>
         </w:rPr>
       </w:r>
       <w:r>
         <w:rPr>
           <w:b/>
+          <w:rtl/>
+          <w:cs/>
           <w:lang w:val="ar_AE" w:bidi="ar_AE"/>
         </w:rPr>
         <w:t>Aquifer Open Study Notes (Themes)</w:t>
@@ -53,35 +63,47 @@
       </w:pPr>
       <w:r>
         <w:rPr>
-          <w:lang w:val="ar_AE" w:bidi="ar_AE"/>
-        </w:rPr>
-      </w:r>
-      <w:r>
-        <w:rPr>
+          <w:rtl/>
+          <w:cs/>
+          <w:lang w:val="ar_AE" w:bidi="ar_AE"/>
+        </w:rPr>
+      </w:r>
+      <w:r>
+        <w:rPr>
+          <w:rtl/>
+          <w:cs/>
           <w:lang w:val="ar_AE" w:bidi="ar_AE"/>
         </w:rPr>
         <w:t xml:space="preserve">This work is an adaptation of </w:t>
       </w:r>
       <w:r>
         <w:rPr>
+          <w:rtl/>
+          <w:cs/>
           <w:lang w:val="ar_AE" w:bidi="ar_AE"/>
         </w:rPr>
         <w:t>Tyndale Open Study Notes</w:t>
       </w:r>
       <w:r>
         <w:rPr>
+          <w:rtl/>
+          <w:cs/>
           <w:lang w:val="ar_AE" w:bidi="ar_AE"/>
         </w:rPr>
         <w:t xml:space="preserve"> © 2023 Tyndale House Publishers, licensed under the CC BY-SA 4.0 license. The adaptation, </w:t>
       </w:r>
       <w:r>
         <w:rPr>
+          <w:rtl/>
+          <w:cs/>
           <w:lang w:val="ar_AE" w:bidi="ar_AE"/>
         </w:rPr>
         <w:t>Aquifer Open Study Notes</w:t>
       </w:r>
       <w:r>
         <w:rPr>
+          <w:rtl/>
+          <w:cs/>
           <w:lang w:val="ar_AE" w:bidi="ar_AE"/>
         </w:rPr>
         <w:t>, was created by Mission Mutual and is also licensed under CC BY-SA 4.0.</w:t>
@@ -93,22 +115,30 @@
       </w:pPr>
       <w:r>
         <w:rPr>
-          <w:lang w:val="ar_AE" w:bidi="ar_AE"/>
-        </w:rPr>
-      </w:r>
-      <w:r>
-        <w:rPr>
+          <w:rtl/>
+          <w:cs/>
+          <w:lang w:val="ar_AE" w:bidi="ar_AE"/>
+        </w:rPr>
+      </w:r>
+      <w:r>
+        <w:rPr>
+          <w:rtl/>
+          <w:cs/>
           <w:lang w:val="ar_AE" w:bidi="ar_AE"/>
         </w:rPr>
         <w:t>This resource has been adapted into multiple languages, including English, Tok Pisin, Arabic (عربي), French (Français), Hindi (हिंदी), Indonesian (Bahasa Indonesia), Portuguese (Português), Russian (Русский), Spanish (Español), Swahili (Kiswahili), and Simplified Chinese (简体中文).</w:t>
       </w:r>
       <w:r>
         <w:rPr>
-          <w:lang w:val="ar_AE" w:bidi="ar_AE"/>
-        </w:rPr>
-      </w:r>
-      <w:r>
-        <w:rPr>
+          <w:rtl/>
+          <w:cs/>
+          <w:lang w:val="ar_AE" w:bidi="ar_AE"/>
+        </w:rPr>
+      </w:r>
+      <w:r>
+        <w:rPr>
+          <w:rtl/>
+          <w:cs/>
           <w:lang w:val="ar_AE" w:bidi="ar_AE"/>
         </w:rPr>
       </w:r>
@@ -120,6 +150,8 @@
       </w:pPr>
       <w:r>
         <w:rPr>
+          <w:rtl/>
+          <w:cs/>
           <w:lang w:val="ar_AE" w:bidi="ar_AE"/>
         </w:rPr>
         <w:t>Aquifer Open Study Notes (Themes)</w:t>
@@ -149,6 +181,8 @@
       </w:pPr>
       <w:r>
         <w:rPr>
+          <w:rtl/>
+          <w:cs/>
           <w:lang w:val="ar_AE" w:bidi="ar_AE"/>
         </w:rPr>
       </w:r>
@@ -160,12 +194,16 @@
       </w:pPr>
       <w:r>
         <w:rPr>
+          <w:rtl/>
+          <w:cs/>
           <w:lang w:val="ar_AE" w:bidi="ar_AE"/>
         </w:rPr>
         <w:t>ز</w:t>
       </w:r>
       <w:r>
         <w:rPr>
+          <w:rtl/>
+          <w:cs/>
           <w:lang w:val="ar_AE" w:bidi="ar_AE"/>
         </w:rPr>
       </w:r>
@@ -176,22 +214,30 @@
       </w:pPr>
       <w:r>
         <w:rPr>
-          <w:lang w:val="ar_AE" w:bidi="ar_AE"/>
-        </w:rPr>
-      </w:r>
-      <w:r>
-        <w:rPr>
+          <w:rtl/>
+          <w:cs/>
+          <w:lang w:val="ar_AE" w:bidi="ar_AE"/>
+        </w:rPr>
+      </w:r>
+      <w:r>
+        <w:rPr>
+          <w:rtl/>
+          <w:cs/>
           <w:lang w:val="ar_AE" w:bidi="ar_AE"/>
         </w:rPr>
         <w:t xml:space="preserve"> </w:t>
       </w:r>
       <w:r>
         <w:rPr>
-          <w:lang w:val="ar_AE" w:bidi="ar_AE"/>
-        </w:rPr>
-      </w:r>
-      <w:r>
-        <w:rPr>
+          <w:rtl/>
+          <w:cs/>
+          <w:lang w:val="ar_AE" w:bidi="ar_AE"/>
+        </w:rPr>
+      </w:r>
+      <w:r>
+        <w:rPr>
+          <w:rtl/>
+          <w:cs/>
           <w:lang w:val="ar_AE" w:bidi="ar_AE"/>
         </w:rPr>
       </w:r>
@@ -217,6 +263,8 @@
       </w:pPr>
       <w:r>
         <w:rPr>
+          <w:rtl/>
+          <w:cs/>
           <w:lang w:val="ar_AE" w:bidi="ar_AE"/>
         </w:rPr>
       </w:r>
@@ -228,12 +276,16 @@
       </w:pPr>
       <w:r>
         <w:rPr>
+          <w:rtl/>
+          <w:cs/>
           <w:lang w:val="ar_AE" w:bidi="ar_AE"/>
         </w:rPr>
         <w:t>الزواج الكتابي</w:t>
       </w:r>
       <w:r>
         <w:rPr>
+          <w:rtl/>
+          <w:cs/>
           <w:lang w:val="ar_AE" w:bidi="ar_AE"/>
         </w:rPr>
       </w:r>
@@ -244,11 +296,15 @@
       </w:pPr>
       <w:r>
         <w:rPr>
-          <w:lang w:val="ar_AE" w:bidi="ar_AE"/>
-        </w:rPr>
-      </w:r>
-      <w:r>
-        <w:rPr>
+          <w:rtl/>
+          <w:cs/>
+          <w:lang w:val="ar_AE" w:bidi="ar_AE"/>
+        </w:rPr>
+      </w:r>
+      <w:r>
+        <w:rPr>
+          <w:rtl/>
+          <w:cs/>
           <w:lang w:val="ar_AE" w:bidi="ar_AE"/>
         </w:rPr>
         <w:t>تصوِّر روايةُ الخلقِ اللهَ على أنَّه حاضرٌ مع أول اتّحادٍ بشري، وذلك في المكان المقدَّس الذي هو الجنّة (</w:t>
@@ -256,6 +312,8 @@
       <w:hyperlink r:id="rId13">
         <w:r>
           <w:rPr>
+            <w:rtl/>
+            <w:cs/>
             <w:lang w:val="ar_AE" w:bidi="ar_AE"/>
           </w:rPr>
           <w:rPr>
@@ -267,6 +325,8 @@
       </w:hyperlink>
       <w:r>
         <w:rPr>
+          <w:rtl/>
+          <w:cs/>
           <w:lang w:val="ar_AE" w:bidi="ar_AE"/>
         </w:rPr>
         <w:t xml:space="preserve">). فالزواج الكتابي هو عهد ملزم (اتفاق خاص) أمام الله. انتهاك هذا العهد، مثلًا من خلال الزنا، يُعتبر خطيئة ضد كلا الشخصين وضد الله. فالله هو الشاهد الإلهي الذي يضمن عهد الزواج (انظر </w:t>
@@ -274,6 +334,8 @@
       <w:hyperlink r:id="rId14">
         <w:r>
           <w:rPr>
+            <w:rtl/>
+            <w:cs/>
             <w:lang w:val="ar_AE" w:bidi="ar_AE"/>
           </w:rPr>
           <w:rPr>
@@ -285,6 +347,8 @@
       </w:hyperlink>
       <w:r>
         <w:rPr>
+          <w:rtl/>
+          <w:cs/>
           <w:lang w:val="ar_AE" w:bidi="ar_AE"/>
         </w:rPr>
         <w:t xml:space="preserve">; قارن </w:t>
@@ -292,6 +356,8 @@
       <w:hyperlink r:id="rId15">
         <w:r>
           <w:rPr>
+            <w:rtl/>
+            <w:cs/>
             <w:lang w:val="ar_AE" w:bidi="ar_AE"/>
           </w:rPr>
           <w:rPr>
@@ -303,6 +369,8 @@
       </w:hyperlink>
       <w:r>
         <w:rPr>
+          <w:rtl/>
+          <w:cs/>
           <w:lang w:val="ar_AE" w:bidi="ar_AE"/>
         </w:rPr>
         <w:t xml:space="preserve">; </w:t>
@@ -310,6 +378,8 @@
       <w:hyperlink r:id="rId16">
         <w:r>
           <w:rPr>
+            <w:rtl/>
+            <w:cs/>
             <w:lang w:val="ar_AE" w:bidi="ar_AE"/>
           </w:rPr>
           <w:rPr>
@@ -321,6 +391,8 @@
       </w:hyperlink>
       <w:r>
         <w:rPr>
+          <w:rtl/>
+          <w:cs/>
           <w:lang w:val="ar_AE" w:bidi="ar_AE"/>
         </w:rPr>
         <w:t xml:space="preserve">; </w:t>
@@ -328,6 +400,8 @@
       <w:hyperlink r:id="rId17">
         <w:r>
           <w:rPr>
+            <w:rtl/>
+            <w:cs/>
             <w:lang w:val="ar_AE" w:bidi="ar_AE"/>
           </w:rPr>
           <w:rPr>
@@ -339,6 +413,8 @@
       </w:hyperlink>
       <w:r>
         <w:rPr>
+          <w:rtl/>
+          <w:cs/>
           <w:lang w:val="ar_AE" w:bidi="ar_AE"/>
         </w:rPr>
         <w:t xml:space="preserve">; </w:t>
@@ -346,6 +422,8 @@
       <w:hyperlink r:id="rId18">
         <w:r>
           <w:rPr>
+            <w:rtl/>
+            <w:cs/>
             <w:lang w:val="ar_AE" w:bidi="ar_AE"/>
           </w:rPr>
           <w:rPr>
@@ -357,6 +435,8 @@
       </w:hyperlink>
       <w:r>
         <w:rPr>
+          <w:rtl/>
+          <w:cs/>
           <w:lang w:val="ar_AE" w:bidi="ar_AE"/>
         </w:rPr>
         <w:t xml:space="preserve">). على الرغم من أن الزواج يكون بين شخصين فقط، إلا أنه ليس خاصًا. فهو يُعلن علنًا وقانونيًا، مع اعتراف المجتمع، ومع وجود شهود، ومساءلة (انظر </w:t>
@@ -364,6 +444,8 @@
       <w:hyperlink r:id="rId19">
         <w:r>
           <w:rPr>
+            <w:rtl/>
+            <w:cs/>
             <w:lang w:val="ar_AE" w:bidi="ar_AE"/>
           </w:rPr>
           <w:rPr>
@@ -375,6 +457,8 @@
       </w:hyperlink>
       <w:r>
         <w:rPr>
+          <w:rtl/>
+          <w:cs/>
           <w:lang w:val="ar_AE" w:bidi="ar_AE"/>
         </w:rPr>
         <w:t xml:space="preserve">; </w:t>
@@ -382,6 +466,8 @@
       <w:hyperlink r:id="rId20">
         <w:r>
           <w:rPr>
+            <w:rtl/>
+            <w:cs/>
             <w:lang w:val="ar_AE" w:bidi="ar_AE"/>
           </w:rPr>
           <w:rPr>
@@ -393,6 +479,8 @@
       </w:hyperlink>
       <w:r>
         <w:rPr>
+          <w:rtl/>
+          <w:cs/>
           <w:lang w:val="ar_AE" w:bidi="ar_AE"/>
         </w:rPr>
         <w:t xml:space="preserve">; </w:t>
@@ -400,6 +488,8 @@
       <w:hyperlink r:id="rId21">
         <w:r>
           <w:rPr>
+            <w:rtl/>
+            <w:cs/>
             <w:lang w:val="ar_AE" w:bidi="ar_AE"/>
           </w:rPr>
           <w:rPr>
@@ -411,6 +501,8 @@
       </w:hyperlink>
       <w:r>
         <w:rPr>
+          <w:rtl/>
+          <w:cs/>
           <w:lang w:val="ar_AE" w:bidi="ar_AE"/>
         </w:rPr>
         <w:t>).</w:t>
@@ -422,11 +514,15 @@
       </w:pPr>
       <w:r>
         <w:rPr>
-          <w:lang w:val="ar_AE" w:bidi="ar_AE"/>
-        </w:rPr>
-      </w:r>
-      <w:r>
-        <w:rPr>
+          <w:rtl/>
+          <w:cs/>
+          <w:lang w:val="ar_AE" w:bidi="ar_AE"/>
+        </w:rPr>
+      </w:r>
+      <w:r>
+        <w:rPr>
+          <w:rtl/>
+          <w:cs/>
           <w:lang w:val="ar_AE" w:bidi="ar_AE"/>
         </w:rPr>
         <w:t xml:space="preserve">الزواج يُعتبر استعارة لعلاقة الرب بشعبه (انظر </w:t>
@@ -434,6 +530,8 @@
       <w:hyperlink r:id="rId22">
         <w:r>
           <w:rPr>
+            <w:rtl/>
+            <w:cs/>
             <w:lang w:val="ar_AE" w:bidi="ar_AE"/>
           </w:rPr>
           <w:rPr>
@@ -445,6 +543,8 @@
       </w:hyperlink>
       <w:r>
         <w:rPr>
+          <w:rtl/>
+          <w:cs/>
           <w:lang w:val="ar_AE" w:bidi="ar_AE"/>
         </w:rPr>
         <w:t xml:space="preserve">; </w:t>
@@ -452,6 +552,8 @@
       <w:hyperlink r:id="rId23">
         <w:r>
           <w:rPr>
+            <w:rtl/>
+            <w:cs/>
             <w:lang w:val="ar_AE" w:bidi="ar_AE"/>
           </w:rPr>
           <w:rPr>
@@ -463,6 +565,8 @@
       </w:hyperlink>
       <w:r>
         <w:rPr>
+          <w:rtl/>
+          <w:cs/>
           <w:lang w:val="ar_AE" w:bidi="ar_AE"/>
         </w:rPr>
         <w:t xml:space="preserve">; </w:t>
@@ -470,6 +574,8 @@
       <w:hyperlink r:id="rId24">
         <w:r>
           <w:rPr>
+            <w:rtl/>
+            <w:cs/>
             <w:lang w:val="ar_AE" w:bidi="ar_AE"/>
           </w:rPr>
           <w:rPr>
@@ -481,6 +587,8 @@
       </w:hyperlink>
       <w:r>
         <w:rPr>
+          <w:rtl/>
+          <w:cs/>
           <w:lang w:val="ar_AE" w:bidi="ar_AE"/>
         </w:rPr>
         <w:t xml:space="preserve">; </w:t>
@@ -488,6 +596,8 @@
       <w:hyperlink r:id="rId25">
         <w:r>
           <w:rPr>
+            <w:rtl/>
+            <w:cs/>
             <w:lang w:val="ar_AE" w:bidi="ar_AE"/>
           </w:rPr>
           <w:rPr>
@@ -499,6 +609,8 @@
       </w:hyperlink>
       <w:r>
         <w:rPr>
+          <w:rtl/>
+          <w:cs/>
           <w:lang w:val="ar_AE" w:bidi="ar_AE"/>
         </w:rPr>
         <w:t xml:space="preserve">; </w:t>
@@ -506,6 +618,8 @@
       <w:hyperlink r:id="rId26">
         <w:r>
           <w:rPr>
+            <w:rtl/>
+            <w:cs/>
             <w:lang w:val="ar_AE" w:bidi="ar_AE"/>
           </w:rPr>
           <w:rPr>
@@ -517,6 +631,8 @@
       </w:hyperlink>
       <w:r>
         <w:rPr>
+          <w:rtl/>
+          <w:cs/>
           <w:lang w:val="ar_AE" w:bidi="ar_AE"/>
         </w:rPr>
         <w:t xml:space="preserve">; </w:t>
@@ -524,6 +640,8 @@
       <w:hyperlink r:id="rId27">
         <w:r>
           <w:rPr>
+            <w:rtl/>
+            <w:cs/>
             <w:lang w:val="ar_AE" w:bidi="ar_AE"/>
           </w:rPr>
           <w:rPr>
@@ -535,6 +653,8 @@
       </w:hyperlink>
       <w:r>
         <w:rPr>
+          <w:rtl/>
+          <w:cs/>
           <w:lang w:val="ar_AE" w:bidi="ar_AE"/>
         </w:rPr>
         <w:t xml:space="preserve">). في البداية كان استعارة لعلاقته مع شعب إسرائيل ثم لعلاقته مع الكنيسة (انظر </w:t>
@@ -542,6 +662,8 @@
       <w:hyperlink r:id="rId28">
         <w:r>
           <w:rPr>
+            <w:rtl/>
+            <w:cs/>
             <w:lang w:val="ar_AE" w:bidi="ar_AE"/>
           </w:rPr>
           <w:rPr>
@@ -553,6 +675,8 @@
       </w:hyperlink>
       <w:r>
         <w:rPr>
+          <w:rtl/>
+          <w:cs/>
           <w:lang w:val="ar_AE" w:bidi="ar_AE"/>
         </w:rPr>
         <w:t xml:space="preserve">; </w:t>
@@ -560,6 +684,8 @@
       <w:hyperlink r:id="rId29">
         <w:r>
           <w:rPr>
+            <w:rtl/>
+            <w:cs/>
             <w:lang w:val="ar_AE" w:bidi="ar_AE"/>
           </w:rPr>
           <w:rPr>
@@ -571,6 +697,8 @@
       </w:hyperlink>
       <w:r>
         <w:rPr>
+          <w:rtl/>
+          <w:cs/>
           <w:lang w:val="ar_AE" w:bidi="ar_AE"/>
         </w:rPr>
         <w:t>). يرمز الزواج إلى شيء أعظم. شعب الله (عروس المسيح) ينتظرون عودة المسيح (العريس). ينبغي على المسيحيين المتزوجين أن يعيشوا في وحدة وكرامة، وهم يتطلعون إلى "عرس الحمل" (</w:t>
@@ -578,6 +706,8 @@
       <w:hyperlink r:id="rId30">
         <w:r>
           <w:rPr>
+            <w:rtl/>
+            <w:cs/>
             <w:lang w:val="ar_AE" w:bidi="ar_AE"/>
           </w:rPr>
           <w:rPr>
@@ -589,6 +719,8 @@
       </w:hyperlink>
       <w:r>
         <w:rPr>
+          <w:rtl/>
+          <w:cs/>
           <w:lang w:val="ar_AE" w:bidi="ar_AE"/>
         </w:rPr>
         <w:t>). سيعيش المسيح إلى الأبد مع شعبه الأمين في المجد (</w:t>
@@ -596,6 +728,8 @@
       <w:hyperlink r:id="rId31">
         <w:r>
           <w:rPr>
+            <w:rtl/>
+            <w:cs/>
             <w:lang w:val="ar_AE" w:bidi="ar_AE"/>
           </w:rPr>
           <w:rPr>
@@ -607,6 +741,8 @@
       </w:hyperlink>
       <w:r>
         <w:rPr>
+          <w:rtl/>
+          <w:cs/>
           <w:lang w:val="ar_AE" w:bidi="ar_AE"/>
         </w:rPr>
         <w:t xml:space="preserve">; </w:t>
@@ -614,6 +750,8 @@
       <w:hyperlink r:id="rId32">
         <w:r>
           <w:rPr>
+            <w:rtl/>
+            <w:cs/>
             <w:lang w:val="ar_AE" w:bidi="ar_AE"/>
           </w:rPr>
           <w:rPr>
@@ -625,6 +763,8 @@
       </w:hyperlink>
       <w:r>
         <w:rPr>
+          <w:rtl/>
+          <w:cs/>
           <w:lang w:val="ar_AE" w:bidi="ar_AE"/>
         </w:rPr>
         <w:t xml:space="preserve">, </w:t>
@@ -632,6 +772,8 @@
       <w:hyperlink r:id="rId33">
         <w:r>
           <w:rPr>
+            <w:rtl/>
+            <w:cs/>
             <w:lang w:val="ar_AE" w:bidi="ar_AE"/>
           </w:rPr>
           <w:rPr>
@@ -643,6 +785,8 @@
       </w:hyperlink>
       <w:r>
         <w:rPr>
+          <w:rtl/>
+          <w:cs/>
           <w:lang w:val="ar_AE" w:bidi="ar_AE"/>
         </w:rPr>
         <w:t>).</w:t>
@@ -654,12 +798,16 @@
       </w:pPr>
       <w:r>
         <w:rPr>
+          <w:rtl/>
+          <w:cs/>
           <w:lang w:val="ar_AE" w:bidi="ar_AE"/>
         </w:rPr>
       </w:r>
       <w:r>
         <w:rPr>
           <w:u w:val="single"/>
+          <w:rtl/>
+          <w:cs/>
           <w:lang w:val="ar_AE" w:bidi="ar_AE"/>
         </w:rPr>
         <w:t>مقاطع كتابية لدراسة أعمق</w:t>
@@ -671,12 +819,16 @@
       </w:pPr>
       <w:r>
         <w:rPr>
+          <w:rtl/>
+          <w:cs/>
           <w:lang w:val="ar_AE" w:bidi="ar_AE"/>
         </w:rPr>
       </w:r>
       <w:hyperlink r:id="rId13">
         <w:r>
           <w:rPr>
+            <w:rtl/>
+            <w:cs/>
             <w:lang w:val="ar_AE" w:bidi="ar_AE"/>
           </w:rPr>
           <w:rPr>
@@ -688,6 +840,8 @@
       </w:hyperlink>
       <w:r>
         <w:rPr>
+          <w:rtl/>
+          <w:cs/>
           <w:lang w:val="ar_AE" w:bidi="ar_AE"/>
         </w:rPr>
         <w:t xml:space="preserve">; </w:t>
@@ -695,6 +849,8 @@
       <w:hyperlink r:id="rId34">
         <w:r>
           <w:rPr>
+            <w:rtl/>
+            <w:cs/>
             <w:lang w:val="ar_AE" w:bidi="ar_AE"/>
           </w:rPr>
           <w:rPr>
@@ -706,6 +862,8 @@
       </w:hyperlink>
       <w:r>
         <w:rPr>
+          <w:rtl/>
+          <w:cs/>
           <w:lang w:val="ar_AE" w:bidi="ar_AE"/>
         </w:rPr>
         <w:t xml:space="preserve">; </w:t>
@@ -713,6 +871,8 @@
       <w:hyperlink r:id="rId35">
         <w:r>
           <w:rPr>
+            <w:rtl/>
+            <w:cs/>
             <w:lang w:val="ar_AE" w:bidi="ar_AE"/>
           </w:rPr>
           <w:rPr>
@@ -724,6 +884,8 @@
       </w:hyperlink>
       <w:r>
         <w:rPr>
+          <w:rtl/>
+          <w:cs/>
           <w:lang w:val="ar_AE" w:bidi="ar_AE"/>
         </w:rPr>
         <w:t xml:space="preserve">; </w:t>
@@ -731,6 +893,8 @@
       <w:hyperlink r:id="rId25">
         <w:r>
           <w:rPr>
+            <w:rtl/>
+            <w:cs/>
             <w:lang w:val="ar_AE" w:bidi="ar_AE"/>
           </w:rPr>
           <w:rPr>
@@ -742,6 +906,8 @@
       </w:hyperlink>
       <w:r>
         <w:rPr>
+          <w:rtl/>
+          <w:cs/>
           <w:lang w:val="ar_AE" w:bidi="ar_AE"/>
         </w:rPr>
         <w:t xml:space="preserve">; </w:t>
@@ -749,6 +915,8 @@
       <w:hyperlink r:id="rId27">
         <w:r>
           <w:rPr>
+            <w:rtl/>
+            <w:cs/>
             <w:lang w:val="ar_AE" w:bidi="ar_AE"/>
           </w:rPr>
           <w:rPr>
@@ -760,6 +928,8 @@
       </w:hyperlink>
       <w:r>
         <w:rPr>
+          <w:rtl/>
+          <w:cs/>
           <w:lang w:val="ar_AE" w:bidi="ar_AE"/>
         </w:rPr>
         <w:t xml:space="preserve">; </w:t>
@@ -767,6 +937,8 @@
       <w:hyperlink r:id="rId14">
         <w:r>
           <w:rPr>
+            <w:rtl/>
+            <w:cs/>
             <w:lang w:val="ar_AE" w:bidi="ar_AE"/>
           </w:rPr>
           <w:rPr>
@@ -778,6 +950,8 @@
       </w:hyperlink>
       <w:r>
         <w:rPr>
+          <w:rtl/>
+          <w:cs/>
           <w:lang w:val="ar_AE" w:bidi="ar_AE"/>
         </w:rPr>
         <w:t xml:space="preserve">; </w:t>
@@ -785,6 +959,8 @@
       <w:hyperlink r:id="rId36">
         <w:r>
           <w:rPr>
+            <w:rtl/>
+            <w:cs/>
             <w:lang w:val="ar_AE" w:bidi="ar_AE"/>
           </w:rPr>
           <w:rPr>
@@ -796,6 +972,8 @@
       </w:hyperlink>
       <w:r>
         <w:rPr>
+          <w:rtl/>
+          <w:cs/>
           <w:lang w:val="ar_AE" w:bidi="ar_AE"/>
         </w:rPr>
         <w:t xml:space="preserve">; </w:t>
@@ -803,6 +981,8 @@
       <w:hyperlink r:id="rId37">
         <w:r>
           <w:rPr>
+            <w:rtl/>
+            <w:cs/>
             <w:lang w:val="ar_AE" w:bidi="ar_AE"/>
           </w:rPr>
           <w:rPr>
@@ -814,6 +994,8 @@
       </w:hyperlink>
       <w:r>
         <w:rPr>
+          <w:rtl/>
+          <w:cs/>
           <w:lang w:val="ar_AE" w:bidi="ar_AE"/>
         </w:rPr>
         <w:t xml:space="preserve">; </w:t>
@@ -821,6 +1003,8 @@
       <w:hyperlink r:id="rId29">
         <w:r>
           <w:rPr>
+            <w:rtl/>
+            <w:cs/>
             <w:lang w:val="ar_AE" w:bidi="ar_AE"/>
           </w:rPr>
           <w:rPr>
@@ -832,6 +1016,8 @@
       </w:hyperlink>
       <w:r>
         <w:rPr>
+          <w:rtl/>
+          <w:cs/>
           <w:lang w:val="ar_AE" w:bidi="ar_AE"/>
         </w:rPr>
         <w:t xml:space="preserve">; </w:t>
@@ -839,6 +1025,8 @@
       <w:hyperlink r:id="rId18">
         <w:r>
           <w:rPr>
+            <w:rtl/>
+            <w:cs/>
             <w:lang w:val="ar_AE" w:bidi="ar_AE"/>
           </w:rPr>
           <w:rPr>
@@ -850,6 +1038,8 @@
       </w:hyperlink>
       <w:r>
         <w:rPr>
+          <w:rtl/>
+          <w:cs/>
           <w:lang w:val="ar_AE" w:bidi="ar_AE"/>
         </w:rPr>
         <w:t xml:space="preserve">; </w:t>
@@ -857,6 +1047,8 @@
       <w:hyperlink r:id="rId38">
         <w:r>
           <w:rPr>
+            <w:rtl/>
+            <w:cs/>
             <w:lang w:val="ar_AE" w:bidi="ar_AE"/>
           </w:rPr>
           <w:rPr>
@@ -868,11 +1060,15 @@
       </w:hyperlink>
       <w:r>
         <w:rPr>
-          <w:lang w:val="ar_AE" w:bidi="ar_AE"/>
-        </w:rPr>
-      </w:r>
-      <w:r>
-        <w:rPr>
+          <w:rtl/>
+          <w:cs/>
+          <w:lang w:val="ar_AE" w:bidi="ar_AE"/>
+        </w:rPr>
+      </w:r>
+      <w:r>
+        <w:rPr>
+          <w:rtl/>
+          <w:cs/>
           <w:lang w:val="ar_AE" w:bidi="ar_AE"/>
         </w:rPr>
       </w:r>
@@ -883,6 +1079,8 @@
       </w:pPr>
       <w:r>
         <w:rPr>
+          <w:rtl/>
+          <w:cs/>
           <w:lang w:val="ar_AE" w:bidi="ar_AE"/>
         </w:rPr>
       </w:r>
@@ -894,12 +1092,16 @@
       </w:pPr>
       <w:r>
         <w:rPr>
+          <w:rtl/>
+          <w:cs/>
           <w:lang w:val="ar_AE" w:bidi="ar_AE"/>
         </w:rPr>
         <w:t>الزواج والجنس</w:t>
       </w:r>
       <w:r>
         <w:rPr>
+          <w:rtl/>
+          <w:cs/>
           <w:lang w:val="ar_AE" w:bidi="ar_AE"/>
         </w:rPr>
       </w:r>
@@ -910,11 +1112,15 @@
       </w:pPr>
       <w:r>
         <w:rPr>
-          <w:lang w:val="ar_AE" w:bidi="ar_AE"/>
-        </w:rPr>
-      </w:r>
-      <w:r>
-        <w:rPr>
+          <w:rtl/>
+          <w:cs/>
+          <w:lang w:val="ar_AE" w:bidi="ar_AE"/>
+        </w:rPr>
+      </w:r>
+      <w:r>
+        <w:rPr>
+          <w:rtl/>
+          <w:cs/>
           <w:lang w:val="ar_AE" w:bidi="ar_AE"/>
         </w:rPr>
         <w:t>يعتبر الكتاب المقدس الزواج مقدسًا منذ البداية، ويُعد التعبير الجنسي جزءًا مهمًا منه (</w:t>
@@ -922,6 +1128,8 @@
       <w:hyperlink r:id="rId39">
         <w:r>
           <w:rPr>
+            <w:rtl/>
+            <w:cs/>
             <w:lang w:val="ar_AE" w:bidi="ar_AE"/>
           </w:rPr>
           <w:rPr>
@@ -933,6 +1141,8 @@
       </w:hyperlink>
       <w:r>
         <w:rPr>
+          <w:rtl/>
+          <w:cs/>
           <w:lang w:val="ar_AE" w:bidi="ar_AE"/>
         </w:rPr>
         <w:t>). تسببت الخطية البشرية الأولى في حدوث اضطراب في جميع العلاقات، أولاً بين الله والبشر، ثم بين الرجل وزوجته، وحتى بين الإنسان والخليقة (</w:t>
@@ -940,6 +1150,8 @@
       <w:hyperlink r:id="rId40">
         <w:r>
           <w:rPr>
+            <w:rtl/>
+            <w:cs/>
             <w:lang w:val="ar_AE" w:bidi="ar_AE"/>
           </w:rPr>
           <w:rPr>
@@ -951,6 +1163,8 @@
       </w:hyperlink>
       <w:r>
         <w:rPr>
+          <w:rtl/>
+          <w:cs/>
           <w:lang w:val="ar_AE" w:bidi="ar_AE"/>
         </w:rPr>
         <w:t>). ظهر الانقسام بين آدم وحواء في شعورهما باختلاف نوعهما جنسيًا، فلم يعدا بإمكانهما أن يكونا عراة في الجنة دون أن يشعرا بالخجل.</w:t>
@@ -962,11 +1176,15 @@
       </w:pPr>
       <w:r>
         <w:rPr>
-          <w:lang w:val="ar_AE" w:bidi="ar_AE"/>
-        </w:rPr>
-      </w:r>
-      <w:r>
-        <w:rPr>
+          <w:rtl/>
+          <w:cs/>
+          <w:lang w:val="ar_AE" w:bidi="ar_AE"/>
+        </w:rPr>
+      </w:r>
+      <w:r>
+        <w:rPr>
+          <w:rtl/>
+          <w:cs/>
           <w:lang w:val="ar_AE" w:bidi="ar_AE"/>
         </w:rPr>
         <w:t>في سفر الأمثال، ينصح المعلم الحكيم الشباب غالبًا بتجنب الإغراءات الجنسية خارج إطار الزواج (</w:t>
@@ -974,6 +1192,8 @@
       <w:hyperlink r:id="rId41">
         <w:r>
           <w:rPr>
+            <w:rtl/>
+            <w:cs/>
             <w:lang w:val="ar_AE" w:bidi="ar_AE"/>
           </w:rPr>
           <w:rPr>
@@ -985,6 +1205,8 @@
       </w:hyperlink>
       <w:r>
         <w:rPr>
+          <w:rtl/>
+          <w:cs/>
           <w:lang w:val="ar_AE" w:bidi="ar_AE"/>
         </w:rPr>
         <w:t xml:space="preserve">؛ </w:t>
@@ -992,6 +1214,8 @@
       <w:hyperlink r:id="rId42">
         <w:r>
           <w:rPr>
+            <w:rtl/>
+            <w:cs/>
             <w:lang w:val="ar_AE" w:bidi="ar_AE"/>
           </w:rPr>
           <w:rPr>
@@ -1003,6 +1227,8 @@
       </w:hyperlink>
       <w:r>
         <w:rPr>
+          <w:rtl/>
+          <w:cs/>
           <w:lang w:val="ar_AE" w:bidi="ar_AE"/>
         </w:rPr>
         <w:t xml:space="preserve">؛ </w:t>
@@ -1010,6 +1236,8 @@
       <w:hyperlink r:id="rId43">
         <w:r>
           <w:rPr>
+            <w:rtl/>
+            <w:cs/>
             <w:lang w:val="ar_AE" w:bidi="ar_AE"/>
           </w:rPr>
           <w:rPr>
@@ -1021,6 +1249,8 @@
       </w:hyperlink>
       <w:r>
         <w:rPr>
+          <w:rtl/>
+          <w:cs/>
           <w:lang w:val="ar_AE" w:bidi="ar_AE"/>
         </w:rPr>
         <w:t>). وعلى الرغم من أن الشاب قد يجد نساء أخريات جذابات، إلا أن الانجراف وراء هذه الإغراءات يمكن أن يؤدي إلى عواقب وخيمة، فقد تتعرض أهدافه العائلية والمهنية للتدمير. ولهذا يشجّع سفر الأمثال الرجال ببناء علاقة قوية مع زوجاتهم. كما يشجع الكتاب المقدس الرجال أن تكون علاقتهم الزوجية صحّية بدلاً من الانخراط وراء علاقات أخرى (</w:t>
@@ -1028,6 +1258,8 @@
       <w:hyperlink r:id="rId44">
         <w:r>
           <w:rPr>
+            <w:rtl/>
+            <w:cs/>
             <w:lang w:val="ar_AE" w:bidi="ar_AE"/>
           </w:rPr>
           <w:rPr>
@@ -1039,6 +1271,8 @@
       </w:hyperlink>
       <w:r>
         <w:rPr>
+          <w:rtl/>
+          <w:cs/>
           <w:lang w:val="ar_AE" w:bidi="ar_AE"/>
         </w:rPr>
         <w:t>).</w:t>
@@ -1050,11 +1284,15 @@
       </w:pPr>
       <w:r>
         <w:rPr>
-          <w:lang w:val="ar_AE" w:bidi="ar_AE"/>
-        </w:rPr>
-      </w:r>
-      <w:r>
-        <w:rPr>
+          <w:rtl/>
+          <w:cs/>
+          <w:lang w:val="ar_AE" w:bidi="ar_AE"/>
+        </w:rPr>
+      </w:r>
+      <w:r>
+        <w:rPr>
+          <w:rtl/>
+          <w:cs/>
           <w:lang w:val="ar_AE" w:bidi="ar_AE"/>
         </w:rPr>
         <w:t>رغم أن هذا الجزء من سفر الأمثال كُتب في الأساس لتعليم الشباب، إلا أن الجميع يمكنهم التأمل في هذه القضايا المتعلقة بالزواج والجنس. يشجّعنا سفر الأمثال على إدراك قُدسية وجمال المحبة الزوجية، كما أرادها الله، الخالق الحكيم.</w:t>
@@ -1066,11 +1304,15 @@
       </w:pPr>
       <w:r>
         <w:rPr>
-          <w:lang w:val="ar_AE" w:bidi="ar_AE"/>
-        </w:rPr>
-      </w:r>
-      <w:r>
-        <w:rPr>
+          <w:rtl/>
+          <w:cs/>
+          <w:lang w:val="ar_AE" w:bidi="ar_AE"/>
+        </w:rPr>
+      </w:r>
+      <w:r>
+        <w:rPr>
+          <w:rtl/>
+          <w:cs/>
           <w:lang w:val="ar_AE" w:bidi="ar_AE"/>
         </w:rPr>
         <w:t xml:space="preserve">يؤكد العهد الجديد أيضًا على قُدسية العلاقة الجنسية، وأن التعبير الصحيح عنها يكون داخل إطار الزواج. يشير يسوع إلى قصة الخليقة في سفر التكوين ليؤكد قصد الله في أن يدوم الزواج. فبعد أن اقتبس من </w:t>
@@ -1078,6 +1320,8 @@
       <w:hyperlink r:id="rId45">
         <w:r>
           <w:rPr>
+            <w:rtl/>
+            <w:cs/>
             <w:lang w:val="ar_AE" w:bidi="ar_AE"/>
           </w:rPr>
           <w:rPr>
@@ -1089,18 +1333,24 @@
       </w:hyperlink>
       <w:r>
         <w:rPr>
+          <w:rtl/>
+          <w:cs/>
           <w:lang w:val="ar_AE" w:bidi="ar_AE"/>
         </w:rPr>
         <w:t>، قال: "</w:t>
       </w:r>
       <w:r>
         <w:rPr>
+          <w:rtl/>
+          <w:cs/>
           <w:lang w:val="ar_AE" w:bidi="ar_AE"/>
         </w:rPr>
         <w:t>إِذًا لَيْسَا بَعْدُ ٱثْنَيْنِ بَلْ جَسَدٌ وَاحِدٌ. فَٱلَّذِي جَمَعَهُ ٱللهُ لَا يُفَرِّقُهُ إِنْسَانٌ</w:t>
       </w:r>
       <w:r>
         <w:rPr>
+          <w:rtl/>
+          <w:cs/>
           <w:lang w:val="ar_AE" w:bidi="ar_AE"/>
         </w:rPr>
         <w:t>" (</w:t>
@@ -1108,6 +1358,8 @@
       <w:hyperlink r:id="rId46">
         <w:r>
           <w:rPr>
+            <w:rtl/>
+            <w:cs/>
             <w:lang w:val="ar_AE" w:bidi="ar_AE"/>
           </w:rPr>
           <w:rPr>
@@ -1119,6 +1371,8 @@
       </w:hyperlink>
       <w:r>
         <w:rPr>
+          <w:rtl/>
+          <w:cs/>
           <w:lang w:val="ar_AE" w:bidi="ar_AE"/>
         </w:rPr>
         <w:t>). ويتحدث الرسول بولس عن أهمية الحفاظ على العلاقة الجسدية بين الزوجين لتجنّب الإغراء من إبليس (</w:t>
@@ -1126,6 +1380,8 @@
       <w:hyperlink r:id="rId47">
         <w:r>
           <w:rPr>
+            <w:rtl/>
+            <w:cs/>
             <w:lang w:val="ar_AE" w:bidi="ar_AE"/>
           </w:rPr>
           <w:rPr>
@@ -1137,6 +1393,8 @@
       </w:hyperlink>
       <w:r>
         <w:rPr>
+          <w:rtl/>
+          <w:cs/>
           <w:lang w:val="ar_AE" w:bidi="ar_AE"/>
         </w:rPr>
         <w:t xml:space="preserve">). يريد الله من الذين يتزوجون أن يكونوا أمناء لبعضهم البعض، وأن يبتعدوا عن أي ممارسات جنسية تضر بالعلاقة المقدسة بينهما (انظر </w:t>
@@ -1144,6 +1402,8 @@
       <w:hyperlink r:id="rId18">
         <w:r>
           <w:rPr>
+            <w:rtl/>
+            <w:cs/>
             <w:lang w:val="ar_AE" w:bidi="ar_AE"/>
           </w:rPr>
           <w:rPr>
@@ -1155,6 +1415,8 @@
       </w:hyperlink>
       <w:r>
         <w:rPr>
+          <w:rtl/>
+          <w:cs/>
           <w:lang w:val="ar_AE" w:bidi="ar_AE"/>
         </w:rPr>
         <w:t>).</w:t>
@@ -1166,12 +1428,16 @@
       </w:pPr>
       <w:r>
         <w:rPr>
+          <w:rtl/>
+          <w:cs/>
           <w:lang w:val="ar_AE" w:bidi="ar_AE"/>
         </w:rPr>
       </w:r>
       <w:r>
         <w:rPr>
           <w:u w:val="single"/>
+          <w:rtl/>
+          <w:cs/>
           <w:lang w:val="ar_AE" w:bidi="ar_AE"/>
         </w:rPr>
         <w:t>مقاطع لمزيد من الدراسة</w:t>
@@ -1183,12 +1449,16 @@
       </w:pPr>
       <w:r>
         <w:rPr>
+          <w:rtl/>
+          <w:cs/>
           <w:lang w:val="ar_AE" w:bidi="ar_AE"/>
         </w:rPr>
       </w:r>
       <w:hyperlink r:id="rId13">
         <w:r>
           <w:rPr>
+            <w:rtl/>
+            <w:cs/>
             <w:lang w:val="ar_AE" w:bidi="ar_AE"/>
           </w:rPr>
           <w:rPr>
@@ -1200,6 +1470,8 @@
       </w:hyperlink>
       <w:r>
         <w:rPr>
+          <w:rtl/>
+          <w:cs/>
           <w:lang w:val="ar_AE" w:bidi="ar_AE"/>
         </w:rPr>
         <w:t xml:space="preserve">; </w:t>
@@ -1207,6 +1479,8 @@
       <w:hyperlink r:id="rId41">
         <w:r>
           <w:rPr>
+            <w:rtl/>
+            <w:cs/>
             <w:lang w:val="ar_AE" w:bidi="ar_AE"/>
           </w:rPr>
           <w:rPr>
@@ -1218,6 +1492,8 @@
       </w:hyperlink>
       <w:r>
         <w:rPr>
+          <w:rtl/>
+          <w:cs/>
           <w:lang w:val="ar_AE" w:bidi="ar_AE"/>
         </w:rPr>
         <w:t xml:space="preserve">; </w:t>
@@ -1225,6 +1501,8 @@
       <w:hyperlink r:id="rId44">
         <w:r>
           <w:rPr>
+            <w:rtl/>
+            <w:cs/>
             <w:lang w:val="ar_AE" w:bidi="ar_AE"/>
           </w:rPr>
           <w:rPr>
@@ -1236,6 +1514,8 @@
       </w:hyperlink>
       <w:r>
         <w:rPr>
+          <w:rtl/>
+          <w:cs/>
           <w:lang w:val="ar_AE" w:bidi="ar_AE"/>
         </w:rPr>
         <w:t xml:space="preserve">; </w:t>
@@ -1243,6 +1523,8 @@
       <w:hyperlink r:id="rId48">
         <w:r>
           <w:rPr>
+            <w:rtl/>
+            <w:cs/>
             <w:lang w:val="ar_AE" w:bidi="ar_AE"/>
           </w:rPr>
           <w:rPr>
@@ -1254,6 +1536,8 @@
       </w:hyperlink>
       <w:r>
         <w:rPr>
+          <w:rtl/>
+          <w:cs/>
           <w:lang w:val="ar_AE" w:bidi="ar_AE"/>
         </w:rPr>
         <w:t xml:space="preserve">; </w:t>
@@ -1261,6 +1545,8 @@
       <w:hyperlink r:id="rId49">
         <w:r>
           <w:rPr>
+            <w:rtl/>
+            <w:cs/>
             <w:lang w:val="ar_AE" w:bidi="ar_AE"/>
           </w:rPr>
           <w:rPr>
@@ -1272,6 +1558,8 @@
       </w:hyperlink>
       <w:r>
         <w:rPr>
+          <w:rtl/>
+          <w:cs/>
           <w:lang w:val="ar_AE" w:bidi="ar_AE"/>
         </w:rPr>
         <w:t xml:space="preserve">; </w:t>
@@ -1279,6 +1567,8 @@
       <w:hyperlink r:id="rId50">
         <w:r>
           <w:rPr>
+            <w:rtl/>
+            <w:cs/>
             <w:lang w:val="ar_AE" w:bidi="ar_AE"/>
           </w:rPr>
           <w:rPr>
@@ -1290,6 +1580,8 @@
       </w:hyperlink>
       <w:r>
         <w:rPr>
+          <w:rtl/>
+          <w:cs/>
           <w:lang w:val="ar_AE" w:bidi="ar_AE"/>
         </w:rPr>
         <w:t xml:space="preserve">; </w:t>
@@ -1297,6 +1589,8 @@
       <w:hyperlink r:id="rId51">
         <w:r>
           <w:rPr>
+            <w:rtl/>
+            <w:cs/>
             <w:lang w:val="ar_AE" w:bidi="ar_AE"/>
           </w:rPr>
           <w:rPr>
@@ -1308,6 +1602,8 @@
       </w:hyperlink>
       <w:r>
         <w:rPr>
+          <w:rtl/>
+          <w:cs/>
           <w:lang w:val="ar_AE" w:bidi="ar_AE"/>
         </w:rPr>
         <w:t xml:space="preserve">; </w:t>
@@ -1315,6 +1611,8 @@
       <w:hyperlink r:id="rId52">
         <w:r>
           <w:rPr>
+            <w:rtl/>
+            <w:cs/>
             <w:lang w:val="ar_AE" w:bidi="ar_AE"/>
           </w:rPr>
           <w:rPr>
@@ -1326,6 +1624,8 @@
       </w:hyperlink>
       <w:r>
         <w:rPr>
+          <w:rtl/>
+          <w:cs/>
           <w:lang w:val="ar_AE" w:bidi="ar_AE"/>
         </w:rPr>
         <w:t xml:space="preserve">; </w:t>
@@ -1333,6 +1633,8 @@
       <w:hyperlink r:id="rId53">
         <w:r>
           <w:rPr>
+            <w:rtl/>
+            <w:cs/>
             <w:lang w:val="ar_AE" w:bidi="ar_AE"/>
           </w:rPr>
           <w:rPr>
@@ -1344,6 +1646,8 @@
       </w:hyperlink>
       <w:r>
         <w:rPr>
+          <w:rtl/>
+          <w:cs/>
           <w:lang w:val="ar_AE" w:bidi="ar_AE"/>
         </w:rPr>
         <w:t xml:space="preserve">; </w:t>
@@ -1351,6 +1655,8 @@
       <w:hyperlink r:id="rId54">
         <w:r>
           <w:rPr>
+            <w:rtl/>
+            <w:cs/>
             <w:lang w:val="ar_AE" w:bidi="ar_AE"/>
           </w:rPr>
           <w:rPr>
@@ -1362,6 +1668,8 @@
       </w:hyperlink>
       <w:r>
         <w:rPr>
+          <w:rtl/>
+          <w:cs/>
           <w:lang w:val="ar_AE" w:bidi="ar_AE"/>
         </w:rPr>
         <w:t xml:space="preserve">; </w:t>
@@ -1369,6 +1677,8 @@
       <w:hyperlink r:id="rId55">
         <w:r>
           <w:rPr>
+            <w:rtl/>
+            <w:cs/>
             <w:lang w:val="ar_AE" w:bidi="ar_AE"/>
           </w:rPr>
           <w:rPr>
@@ -1380,6 +1690,8 @@
       </w:hyperlink>
       <w:r>
         <w:rPr>
+          <w:rtl/>
+          <w:cs/>
           <w:lang w:val="ar_AE" w:bidi="ar_AE"/>
         </w:rPr>
         <w:t xml:space="preserve">; </w:t>
@@ -1387,6 +1699,8 @@
       <w:hyperlink r:id="rId18">
         <w:r>
           <w:rPr>
+            <w:rtl/>
+            <w:cs/>
             <w:lang w:val="ar_AE" w:bidi="ar_AE"/>
           </w:rPr>
           <w:rPr>
@@ -1398,11 +1712,15 @@
       </w:hyperlink>
       <w:r>
         <w:rPr>
-          <w:lang w:val="ar_AE" w:bidi="ar_AE"/>
-        </w:rPr>
-      </w:r>
-      <w:r>
-        <w:rPr>
+          <w:rtl/>
+          <w:cs/>
+          <w:lang w:val="ar_AE" w:bidi="ar_AE"/>
+        </w:rPr>
+      </w:r>
+      <w:r>
+        <w:rPr>
+          <w:rtl/>
+          <w:cs/>
           <w:lang w:val="ar_AE" w:bidi="ar_AE"/>
         </w:rPr>
       </w:r>

--- a/arb/docx/009.content.docx
+++ b/arb/docx/009.content.docx
@@ -309,20 +309,14 @@
         </w:rPr>
         <w:t>تصوِّر روايةُ الخلقِ اللهَ على أنَّه حاضرٌ مع أول اتّحادٍ بشري، وذلك في المكان المقدَّس الذي هو الجنّة (</w:t>
       </w:r>
-      <w:hyperlink r:id="rId13">
-        <w:r>
-          <w:rPr>
-            <w:rtl/>
-            <w:cs/>
-            <w:lang w:val="ar_AE" w:bidi="ar_AE"/>
-          </w:rPr>
-          <w:rPr>
-            <w:color w:val="0000EE"/>
-            <w:u w:val="single"/>
-          </w:rPr>
-          <w:t>تكوين 2:18–25</w:t>
-        </w:r>
-      </w:hyperlink>
+      <w:r>
+        <w:rPr>
+          <w:rtl/>
+          <w:cs/>
+          <w:lang w:val="ar_AE" w:bidi="ar_AE"/>
+        </w:rPr>
+        <w:t>تكوين 2:18–25</w:t>
+      </w:r>
       <w:r>
         <w:rPr>
           <w:rtl/>
@@ -331,20 +325,14 @@
         </w:rPr>
         <w:t xml:space="preserve">). فالزواج الكتابي هو عهد ملزم (اتفاق خاص) أمام الله. انتهاك هذا العهد، مثلًا من خلال الزنا، يُعتبر خطيئة ضد كلا الشخصين وضد الله. فالله هو الشاهد الإلهي الذي يضمن عهد الزواج (انظر </w:t>
       </w:r>
-      <w:hyperlink r:id="rId14">
-        <w:r>
-          <w:rPr>
-            <w:rtl/>
-            <w:cs/>
-            <w:lang w:val="ar_AE" w:bidi="ar_AE"/>
-          </w:rPr>
-          <w:rPr>
-            <w:color w:val="0000EE"/>
-            <w:u w:val="single"/>
-          </w:rPr>
-          <w:t>ملاخي 2:10–16</w:t>
-        </w:r>
-      </w:hyperlink>
+      <w:r>
+        <w:rPr>
+          <w:rtl/>
+          <w:cs/>
+          <w:lang w:val="ar_AE" w:bidi="ar_AE"/>
+        </w:rPr>
+        <w:t>ملاخي 2:10–16</w:t>
+      </w:r>
       <w:r>
         <w:rPr>
           <w:rtl/>
@@ -353,20 +341,14 @@
         </w:rPr>
         <w:t xml:space="preserve">; قارن </w:t>
       </w:r>
-      <w:hyperlink r:id="rId15">
-        <w:r>
-          <w:rPr>
-            <w:rtl/>
-            <w:cs/>
-            <w:lang w:val="ar_AE" w:bidi="ar_AE"/>
-          </w:rPr>
-          <w:rPr>
-            <w:color w:val="0000EE"/>
-            <w:u w:val="single"/>
-          </w:rPr>
-          <w:t>تكوين 39:6–9</w:t>
-        </w:r>
-      </w:hyperlink>
+      <w:r>
+        <w:rPr>
+          <w:rtl/>
+          <w:cs/>
+          <w:lang w:val="ar_AE" w:bidi="ar_AE"/>
+        </w:rPr>
+        <w:t>تكوين 39:6–9</w:t>
+      </w:r>
       <w:r>
         <w:rPr>
           <w:rtl/>
@@ -375,20 +357,14 @@
         </w:rPr>
         <w:t xml:space="preserve">; </w:t>
       </w:r>
-      <w:hyperlink r:id="rId16">
-        <w:r>
-          <w:rPr>
-            <w:rtl/>
-            <w:cs/>
-            <w:lang w:val="ar_AE" w:bidi="ar_AE"/>
-          </w:rPr>
-          <w:rPr>
-            <w:color w:val="0000EE"/>
-            <w:u w:val="single"/>
-          </w:rPr>
-          <w:t>إرميا 3:1</w:t>
-        </w:r>
-      </w:hyperlink>
+      <w:r>
+        <w:rPr>
+          <w:rtl/>
+          <w:cs/>
+          <w:lang w:val="ar_AE" w:bidi="ar_AE"/>
+        </w:rPr>
+        <w:t>إرميا 3:1</w:t>
+      </w:r>
       <w:r>
         <w:rPr>
           <w:rtl/>
@@ -397,20 +373,14 @@
         </w:rPr>
         <w:t xml:space="preserve">; </w:t>
       </w:r>
-      <w:hyperlink r:id="rId17">
-        <w:r>
-          <w:rPr>
-            <w:rtl/>
-            <w:cs/>
-            <w:lang w:val="ar_AE" w:bidi="ar_AE"/>
-          </w:rPr>
-          <w:rPr>
-            <w:color w:val="0000EE"/>
-            <w:u w:val="single"/>
-          </w:rPr>
-          <w:t>1 كورنثوس 6:9–10</w:t>
-        </w:r>
-      </w:hyperlink>
+      <w:r>
+        <w:rPr>
+          <w:rtl/>
+          <w:cs/>
+          <w:lang w:val="ar_AE" w:bidi="ar_AE"/>
+        </w:rPr>
+        <w:t>1 كورنثوس 6:9–10</w:t>
+      </w:r>
       <w:r>
         <w:rPr>
           <w:rtl/>
@@ -419,20 +389,14 @@
         </w:rPr>
         <w:t xml:space="preserve">; </w:t>
       </w:r>
-      <w:hyperlink r:id="rId18">
-        <w:r>
-          <w:rPr>
-            <w:rtl/>
-            <w:cs/>
-            <w:lang w:val="ar_AE" w:bidi="ar_AE"/>
-          </w:rPr>
-          <w:rPr>
-            <w:color w:val="0000EE"/>
-            <w:u w:val="single"/>
-          </w:rPr>
-          <w:t>عبرانيين 13:4</w:t>
-        </w:r>
-      </w:hyperlink>
+      <w:r>
+        <w:rPr>
+          <w:rtl/>
+          <w:cs/>
+          <w:lang w:val="ar_AE" w:bidi="ar_AE"/>
+        </w:rPr>
+        <w:t>عبرانيين 13:4</w:t>
+      </w:r>
       <w:r>
         <w:rPr>
           <w:rtl/>
@@ -441,20 +405,14 @@
         </w:rPr>
         <w:t xml:space="preserve">). على الرغم من أن الزواج يكون بين شخصين فقط، إلا أنه ليس خاصًا. فهو يُعلن علنًا وقانونيًا، مع اعتراف المجتمع، ومع وجود شهود، ومساءلة (انظر </w:t>
       </w:r>
-      <w:hyperlink r:id="rId19">
-        <w:r>
-          <w:rPr>
-            <w:rtl/>
-            <w:cs/>
-            <w:lang w:val="ar_AE" w:bidi="ar_AE"/>
-          </w:rPr>
-          <w:rPr>
-            <w:color w:val="0000EE"/>
-            <w:u w:val="single"/>
-          </w:rPr>
-          <w:t>لاويين 20:10–12</w:t>
-        </w:r>
-      </w:hyperlink>
+      <w:r>
+        <w:rPr>
+          <w:rtl/>
+          <w:cs/>
+          <w:lang w:val="ar_AE" w:bidi="ar_AE"/>
+        </w:rPr>
+        <w:t>لاويين 20:10–12</w:t>
+      </w:r>
       <w:r>
         <w:rPr>
           <w:rtl/>
@@ -463,20 +421,14 @@
         </w:rPr>
         <w:t xml:space="preserve">; </w:t>
       </w:r>
-      <w:hyperlink r:id="rId20">
-        <w:r>
-          <w:rPr>
-            <w:rtl/>
-            <w:cs/>
-            <w:lang w:val="ar_AE" w:bidi="ar_AE"/>
-          </w:rPr>
-          <w:rPr>
-            <w:color w:val="0000EE"/>
-            <w:u w:val="single"/>
-          </w:rPr>
-          <w:t>تثنية 22:22</w:t>
-        </w:r>
-      </w:hyperlink>
+      <w:r>
+        <w:rPr>
+          <w:rtl/>
+          <w:cs/>
+          <w:lang w:val="ar_AE" w:bidi="ar_AE"/>
+        </w:rPr>
+        <w:t>تثنية 22:22</w:t>
+      </w:r>
       <w:r>
         <w:rPr>
           <w:rtl/>
@@ -485,20 +437,14 @@
         </w:rPr>
         <w:t xml:space="preserve">; </w:t>
       </w:r>
-      <w:hyperlink r:id="rId21">
-        <w:r>
-          <w:rPr>
-            <w:rtl/>
-            <w:cs/>
-            <w:lang w:val="ar_AE" w:bidi="ar_AE"/>
-          </w:rPr>
-          <w:rPr>
-            <w:color w:val="0000EE"/>
-            <w:u w:val="single"/>
-          </w:rPr>
-          <w:t>إرميا 29:20–23</w:t>
-        </w:r>
-      </w:hyperlink>
+      <w:r>
+        <w:rPr>
+          <w:rtl/>
+          <w:cs/>
+          <w:lang w:val="ar_AE" w:bidi="ar_AE"/>
+        </w:rPr>
+        <w:t>إرميا 29:20–23</w:t>
+      </w:r>
       <w:r>
         <w:rPr>
           <w:rtl/>
@@ -527,20 +473,14 @@
         </w:rPr>
         <w:t xml:space="preserve">الزواج يُعتبر استعارة لعلاقة الرب بشعبه (انظر </w:t>
       </w:r>
-      <w:hyperlink r:id="rId22">
-        <w:r>
-          <w:rPr>
-            <w:rtl/>
-            <w:cs/>
-            <w:lang w:val="ar_AE" w:bidi="ar_AE"/>
-          </w:rPr>
-          <w:rPr>
-            <w:color w:val="0000EE"/>
-            <w:u w:val="single"/>
-          </w:rPr>
-          <w:t>خروج 19:3–6</w:t>
-        </w:r>
-      </w:hyperlink>
+      <w:r>
+        <w:rPr>
+          <w:rtl/>
+          <w:cs/>
+          <w:lang w:val="ar_AE" w:bidi="ar_AE"/>
+        </w:rPr>
+        <w:t>خروج 19:3–6</w:t>
+      </w:r>
       <w:r>
         <w:rPr>
           <w:rtl/>
@@ -549,20 +489,14 @@
         </w:rPr>
         <w:t xml:space="preserve">; </w:t>
       </w:r>
-      <w:hyperlink r:id="rId23">
-        <w:r>
-          <w:rPr>
-            <w:rtl/>
-            <w:cs/>
-            <w:lang w:val="ar_AE" w:bidi="ar_AE"/>
-          </w:rPr>
-          <w:rPr>
-            <w:color w:val="0000EE"/>
-            <w:u w:val="single"/>
-          </w:rPr>
-          <w:t>20:2–6</w:t>
-        </w:r>
-      </w:hyperlink>
+      <w:r>
+        <w:rPr>
+          <w:rtl/>
+          <w:cs/>
+          <w:lang w:val="ar_AE" w:bidi="ar_AE"/>
+        </w:rPr>
+        <w:t>20:2–6</w:t>
+      </w:r>
       <w:r>
         <w:rPr>
           <w:rtl/>
@@ -571,20 +505,14 @@
         </w:rPr>
         <w:t xml:space="preserve">; </w:t>
       </w:r>
-      <w:hyperlink r:id="rId24">
-        <w:r>
-          <w:rPr>
-            <w:rtl/>
-            <w:cs/>
-            <w:lang w:val="ar_AE" w:bidi="ar_AE"/>
-          </w:rPr>
-          <w:rPr>
-            <w:color w:val="0000EE"/>
-            <w:u w:val="single"/>
-          </w:rPr>
-          <w:t>34:14</w:t>
-        </w:r>
-      </w:hyperlink>
+      <w:r>
+        <w:rPr>
+          <w:rtl/>
+          <w:cs/>
+          <w:lang w:val="ar_AE" w:bidi="ar_AE"/>
+        </w:rPr>
+        <w:t>34:14</w:t>
+      </w:r>
       <w:r>
         <w:rPr>
           <w:rtl/>
@@ -593,20 +521,14 @@
         </w:rPr>
         <w:t xml:space="preserve">; </w:t>
       </w:r>
-      <w:hyperlink r:id="rId25">
-        <w:r>
-          <w:rPr>
-            <w:rtl/>
-            <w:cs/>
-            <w:lang w:val="ar_AE" w:bidi="ar_AE"/>
-          </w:rPr>
-          <w:rPr>
-            <w:color w:val="0000EE"/>
-            <w:u w:val="single"/>
-          </w:rPr>
-          <w:t>إشعياء 54:5</w:t>
-        </w:r>
-      </w:hyperlink>
+      <w:r>
+        <w:rPr>
+          <w:rtl/>
+          <w:cs/>
+          <w:lang w:val="ar_AE" w:bidi="ar_AE"/>
+        </w:rPr>
+        <w:t>إشعياء 54:5</w:t>
+      </w:r>
       <w:r>
         <w:rPr>
           <w:rtl/>
@@ -615,20 +537,14 @@
         </w:rPr>
         <w:t xml:space="preserve">; </w:t>
       </w:r>
-      <w:hyperlink r:id="rId26">
-        <w:r>
-          <w:rPr>
-            <w:rtl/>
-            <w:cs/>
-            <w:lang w:val="ar_AE" w:bidi="ar_AE"/>
-          </w:rPr>
-          <w:rPr>
-            <w:color w:val="0000EE"/>
-            <w:u w:val="single"/>
-          </w:rPr>
-          <w:t>حزقيال 16</w:t>
-        </w:r>
-      </w:hyperlink>
+      <w:r>
+        <w:rPr>
+          <w:rtl/>
+          <w:cs/>
+          <w:lang w:val="ar_AE" w:bidi="ar_AE"/>
+        </w:rPr>
+        <w:t>حزقيال 16</w:t>
+      </w:r>
       <w:r>
         <w:rPr>
           <w:rtl/>
@@ -637,20 +553,14 @@
         </w:rPr>
         <w:t xml:space="preserve">; </w:t>
       </w:r>
-      <w:hyperlink r:id="rId27">
-        <w:r>
-          <w:rPr>
-            <w:rtl/>
-            <w:cs/>
-            <w:lang w:val="ar_AE" w:bidi="ar_AE"/>
-          </w:rPr>
-          <w:rPr>
-            <w:color w:val="0000EE"/>
-            <w:u w:val="single"/>
-          </w:rPr>
-          <w:t>هوشع 2:19–20</w:t>
-        </w:r>
-      </w:hyperlink>
+      <w:r>
+        <w:rPr>
+          <w:rtl/>
+          <w:cs/>
+          <w:lang w:val="ar_AE" w:bidi="ar_AE"/>
+        </w:rPr>
+        <w:t>هوشع 2:19–20</w:t>
+      </w:r>
       <w:r>
         <w:rPr>
           <w:rtl/>
@@ -659,20 +569,14 @@
         </w:rPr>
         <w:t xml:space="preserve">). في البداية كان استعارة لعلاقته مع شعب إسرائيل ثم لعلاقته مع الكنيسة (انظر </w:t>
       </w:r>
-      <w:hyperlink r:id="rId28">
-        <w:r>
-          <w:rPr>
-            <w:rtl/>
-            <w:cs/>
-            <w:lang w:val="ar_AE" w:bidi="ar_AE"/>
-          </w:rPr>
-          <w:rPr>
-            <w:color w:val="0000EE"/>
-            <w:u w:val="single"/>
-          </w:rPr>
-          <w:t>2 كورنثوس 11:2</w:t>
-        </w:r>
-      </w:hyperlink>
+      <w:r>
+        <w:rPr>
+          <w:rtl/>
+          <w:cs/>
+          <w:lang w:val="ar_AE" w:bidi="ar_AE"/>
+        </w:rPr>
+        <w:t>2 كورنثوس 11:2</w:t>
+      </w:r>
       <w:r>
         <w:rPr>
           <w:rtl/>
@@ -681,20 +585,14 @@
         </w:rPr>
         <w:t xml:space="preserve">; </w:t>
       </w:r>
-      <w:hyperlink r:id="rId29">
-        <w:r>
-          <w:rPr>
-            <w:rtl/>
-            <w:cs/>
-            <w:lang w:val="ar_AE" w:bidi="ar_AE"/>
-          </w:rPr>
-          <w:rPr>
-            <w:color w:val="0000EE"/>
-            <w:u w:val="single"/>
-          </w:rPr>
-          <w:t>أفسس 5:21–33</w:t>
-        </w:r>
-      </w:hyperlink>
+      <w:r>
+        <w:rPr>
+          <w:rtl/>
+          <w:cs/>
+          <w:lang w:val="ar_AE" w:bidi="ar_AE"/>
+        </w:rPr>
+        <w:t>أفسس 5:21–33</w:t>
+      </w:r>
       <w:r>
         <w:rPr>
           <w:rtl/>
@@ -703,20 +601,14 @@
         </w:rPr>
         <w:t>). يرمز الزواج إلى شيء أعظم. شعب الله (عروس المسيح) ينتظرون عودة المسيح (العريس). ينبغي على المسيحيين المتزوجين أن يعيشوا في وحدة وكرامة، وهم يتطلعون إلى "عرس الحمل" (</w:t>
       </w:r>
-      <w:hyperlink r:id="rId30">
-        <w:r>
-          <w:rPr>
-            <w:rtl/>
-            <w:cs/>
-            <w:lang w:val="ar_AE" w:bidi="ar_AE"/>
-          </w:rPr>
-          <w:rPr>
-            <w:color w:val="0000EE"/>
-            <w:u w:val="single"/>
-          </w:rPr>
-          <w:t>رؤيا 19:6–9</w:t>
-        </w:r>
-      </w:hyperlink>
+      <w:r>
+        <w:rPr>
+          <w:rtl/>
+          <w:cs/>
+          <w:lang w:val="ar_AE" w:bidi="ar_AE"/>
+        </w:rPr>
+        <w:t>رؤيا 19:6–9</w:t>
+      </w:r>
       <w:r>
         <w:rPr>
           <w:rtl/>
@@ -725,20 +617,14 @@
         </w:rPr>
         <w:t>). سيعيش المسيح إلى الأبد مع شعبه الأمين في المجد (</w:t>
       </w:r>
-      <w:hyperlink r:id="rId31">
-        <w:r>
-          <w:rPr>
-            <w:rtl/>
-            <w:cs/>
-            <w:lang w:val="ar_AE" w:bidi="ar_AE"/>
-          </w:rPr>
-          <w:rPr>
-            <w:color w:val="0000EE"/>
-            <w:u w:val="single"/>
-          </w:rPr>
-          <w:t>رؤيا 19:7</w:t>
-        </w:r>
-      </w:hyperlink>
+      <w:r>
+        <w:rPr>
+          <w:rtl/>
+          <w:cs/>
+          <w:lang w:val="ar_AE" w:bidi="ar_AE"/>
+        </w:rPr>
+        <w:t>رؤيا 19:7</w:t>
+      </w:r>
       <w:r>
         <w:rPr>
           <w:rtl/>
@@ -747,20 +633,14 @@
         </w:rPr>
         <w:t xml:space="preserve">; </w:t>
       </w:r>
-      <w:hyperlink r:id="rId32">
-        <w:r>
-          <w:rPr>
-            <w:rtl/>
-            <w:cs/>
-            <w:lang w:val="ar_AE" w:bidi="ar_AE"/>
-          </w:rPr>
-          <w:rPr>
-            <w:color w:val="0000EE"/>
-            <w:u w:val="single"/>
-          </w:rPr>
-          <w:t>21:2</w:t>
-        </w:r>
-      </w:hyperlink>
+      <w:r>
+        <w:rPr>
+          <w:rtl/>
+          <w:cs/>
+          <w:lang w:val="ar_AE" w:bidi="ar_AE"/>
+        </w:rPr>
+        <w:t>21:2</w:t>
+      </w:r>
       <w:r>
         <w:rPr>
           <w:rtl/>
@@ -769,20 +649,14 @@
         </w:rPr>
         <w:t xml:space="preserve">, </w:t>
       </w:r>
-      <w:hyperlink r:id="rId33">
-        <w:r>
-          <w:rPr>
-            <w:rtl/>
-            <w:cs/>
-            <w:lang w:val="ar_AE" w:bidi="ar_AE"/>
-          </w:rPr>
-          <w:rPr>
-            <w:color w:val="0000EE"/>
-            <w:u w:val="single"/>
-          </w:rPr>
-          <w:t>9</w:t>
-        </w:r>
-      </w:hyperlink>
+      <w:r>
+        <w:rPr>
+          <w:rtl/>
+          <w:cs/>
+          <w:lang w:val="ar_AE" w:bidi="ar_AE"/>
+        </w:rPr>
+        <w:t>9</w:t>
+      </w:r>
       <w:r>
         <w:rPr>
           <w:rtl/>
@@ -824,20 +698,14 @@
           <w:lang w:val="ar_AE" w:bidi="ar_AE"/>
         </w:rPr>
       </w:r>
-      <w:hyperlink r:id="rId13">
-        <w:r>
-          <w:rPr>
-            <w:rtl/>
-            <w:cs/>
-            <w:lang w:val="ar_AE" w:bidi="ar_AE"/>
-          </w:rPr>
-          <w:rPr>
-            <w:color w:val="0000EE"/>
-            <w:u w:val="single"/>
-          </w:rPr>
-          <w:t>تكوين 2:18–25</w:t>
-        </w:r>
-      </w:hyperlink>
+      <w:r>
+        <w:rPr>
+          <w:rtl/>
+          <w:cs/>
+          <w:lang w:val="ar_AE" w:bidi="ar_AE"/>
+        </w:rPr>
+        <w:t>تكوين 2:18–25</w:t>
+      </w:r>
       <w:r>
         <w:rPr>
           <w:rtl/>
@@ -846,20 +714,14 @@
         </w:rPr>
         <w:t xml:space="preserve">; </w:t>
       </w:r>
-      <w:hyperlink r:id="rId34">
-        <w:r>
-          <w:rPr>
-            <w:rtl/>
-            <w:cs/>
-            <w:lang w:val="ar_AE" w:bidi="ar_AE"/>
-          </w:rPr>
-          <w:rPr>
-            <w:color w:val="0000EE"/>
-            <w:u w:val="single"/>
-          </w:rPr>
-          <w:t>24:65–67</w:t>
-        </w:r>
-      </w:hyperlink>
+      <w:r>
+        <w:rPr>
+          <w:rtl/>
+          <w:cs/>
+          <w:lang w:val="ar_AE" w:bidi="ar_AE"/>
+        </w:rPr>
+        <w:t>24:65–67</w:t>
+      </w:r>
       <w:r>
         <w:rPr>
           <w:rtl/>
@@ -868,20 +730,14 @@
         </w:rPr>
         <w:t xml:space="preserve">; </w:t>
       </w:r>
-      <w:hyperlink r:id="rId35">
-        <w:r>
-          <w:rPr>
-            <w:rtl/>
-            <w:cs/>
-            <w:lang w:val="ar_AE" w:bidi="ar_AE"/>
-          </w:rPr>
-          <w:rPr>
-            <w:color w:val="0000EE"/>
-            <w:u w:val="single"/>
-          </w:rPr>
-          <w:t>مزمور 45:8–15</w:t>
-        </w:r>
-      </w:hyperlink>
+      <w:r>
+        <w:rPr>
+          <w:rtl/>
+          <w:cs/>
+          <w:lang w:val="ar_AE" w:bidi="ar_AE"/>
+        </w:rPr>
+        <w:t>مزمور 45:8–15</w:t>
+      </w:r>
       <w:r>
         <w:rPr>
           <w:rtl/>
@@ -890,20 +746,14 @@
         </w:rPr>
         <w:t xml:space="preserve">; </w:t>
       </w:r>
-      <w:hyperlink r:id="rId25">
-        <w:r>
-          <w:rPr>
-            <w:rtl/>
-            <w:cs/>
-            <w:lang w:val="ar_AE" w:bidi="ar_AE"/>
-          </w:rPr>
-          <w:rPr>
-            <w:color w:val="0000EE"/>
-            <w:u w:val="single"/>
-          </w:rPr>
-          <w:t>إشعياء 54:5</w:t>
-        </w:r>
-      </w:hyperlink>
+      <w:r>
+        <w:rPr>
+          <w:rtl/>
+          <w:cs/>
+          <w:lang w:val="ar_AE" w:bidi="ar_AE"/>
+        </w:rPr>
+        <w:t>إشعياء 54:5</w:t>
+      </w:r>
       <w:r>
         <w:rPr>
           <w:rtl/>
@@ -912,20 +762,14 @@
         </w:rPr>
         <w:t xml:space="preserve">; </w:t>
       </w:r>
-      <w:hyperlink r:id="rId27">
-        <w:r>
-          <w:rPr>
-            <w:rtl/>
-            <w:cs/>
-            <w:lang w:val="ar_AE" w:bidi="ar_AE"/>
-          </w:rPr>
-          <w:rPr>
-            <w:color w:val="0000EE"/>
-            <w:u w:val="single"/>
-          </w:rPr>
-          <w:t>هوشع 2:19–20</w:t>
-        </w:r>
-      </w:hyperlink>
+      <w:r>
+        <w:rPr>
+          <w:rtl/>
+          <w:cs/>
+          <w:lang w:val="ar_AE" w:bidi="ar_AE"/>
+        </w:rPr>
+        <w:t>هوشع 2:19–20</w:t>
+      </w:r>
       <w:r>
         <w:rPr>
           <w:rtl/>
@@ -934,20 +778,14 @@
         </w:rPr>
         <w:t xml:space="preserve">; </w:t>
       </w:r>
-      <w:hyperlink r:id="rId14">
-        <w:r>
-          <w:rPr>
-            <w:rtl/>
-            <w:cs/>
-            <w:lang w:val="ar_AE" w:bidi="ar_AE"/>
-          </w:rPr>
-          <w:rPr>
-            <w:color w:val="0000EE"/>
-            <w:u w:val="single"/>
-          </w:rPr>
-          <w:t>ملاخي 2:10–16</w:t>
-        </w:r>
-      </w:hyperlink>
+      <w:r>
+        <w:rPr>
+          <w:rtl/>
+          <w:cs/>
+          <w:lang w:val="ar_AE" w:bidi="ar_AE"/>
+        </w:rPr>
+        <w:t>ملاخي 2:10–16</w:t>
+      </w:r>
       <w:r>
         <w:rPr>
           <w:rtl/>
@@ -956,20 +794,14 @@
         </w:rPr>
         <w:t xml:space="preserve">; </w:t>
       </w:r>
-      <w:hyperlink r:id="rId36">
-        <w:r>
-          <w:rPr>
-            <w:rtl/>
-            <w:cs/>
-            <w:lang w:val="ar_AE" w:bidi="ar_AE"/>
-          </w:rPr>
-          <w:rPr>
-            <w:color w:val="0000EE"/>
-            <w:u w:val="single"/>
-          </w:rPr>
-          <w:t>1 كورنثوس 7:1–40</w:t>
-        </w:r>
-      </w:hyperlink>
+      <w:r>
+        <w:rPr>
+          <w:rtl/>
+          <w:cs/>
+          <w:lang w:val="ar_AE" w:bidi="ar_AE"/>
+        </w:rPr>
+        <w:t>1 كورنثوس 7:1–40</w:t>
+      </w:r>
       <w:r>
         <w:rPr>
           <w:rtl/>
@@ -978,20 +810,14 @@
         </w:rPr>
         <w:t xml:space="preserve">; </w:t>
       </w:r>
-      <w:hyperlink r:id="rId37">
-        <w:r>
-          <w:rPr>
-            <w:rtl/>
-            <w:cs/>
-            <w:lang w:val="ar_AE" w:bidi="ar_AE"/>
-          </w:rPr>
-          <w:rPr>
-            <w:color w:val="0000EE"/>
-            <w:u w:val="single"/>
-          </w:rPr>
-          <w:t>2 كورنثوس 6:14–16</w:t>
-        </w:r>
-      </w:hyperlink>
+      <w:r>
+        <w:rPr>
+          <w:rtl/>
+          <w:cs/>
+          <w:lang w:val="ar_AE" w:bidi="ar_AE"/>
+        </w:rPr>
+        <w:t>2 كورنثوس 6:14–16</w:t>
+      </w:r>
       <w:r>
         <w:rPr>
           <w:rtl/>
@@ -1000,20 +826,14 @@
         </w:rPr>
         <w:t xml:space="preserve">; </w:t>
       </w:r>
-      <w:hyperlink r:id="rId29">
-        <w:r>
-          <w:rPr>
-            <w:rtl/>
-            <w:cs/>
-            <w:lang w:val="ar_AE" w:bidi="ar_AE"/>
-          </w:rPr>
-          <w:rPr>
-            <w:color w:val="0000EE"/>
-            <w:u w:val="single"/>
-          </w:rPr>
-          <w:t>أفسس 5:21–33</w:t>
-        </w:r>
-      </w:hyperlink>
+      <w:r>
+        <w:rPr>
+          <w:rtl/>
+          <w:cs/>
+          <w:lang w:val="ar_AE" w:bidi="ar_AE"/>
+        </w:rPr>
+        <w:t>أفسس 5:21–33</w:t>
+      </w:r>
       <w:r>
         <w:rPr>
           <w:rtl/>
@@ -1022,20 +842,14 @@
         </w:rPr>
         <w:t xml:space="preserve">; </w:t>
       </w:r>
-      <w:hyperlink r:id="rId18">
-        <w:r>
-          <w:rPr>
-            <w:rtl/>
-            <w:cs/>
-            <w:lang w:val="ar_AE" w:bidi="ar_AE"/>
-          </w:rPr>
-          <w:rPr>
-            <w:color w:val="0000EE"/>
-            <w:u w:val="single"/>
-          </w:rPr>
-          <w:t>عبرانيين 13:4</w:t>
-        </w:r>
-      </w:hyperlink>
+      <w:r>
+        <w:rPr>
+          <w:rtl/>
+          <w:cs/>
+          <w:lang w:val="ar_AE" w:bidi="ar_AE"/>
+        </w:rPr>
+        <w:t>عبرانيين 13:4</w:t>
+      </w:r>
       <w:r>
         <w:rPr>
           <w:rtl/>
@@ -1044,20 +858,14 @@
         </w:rPr>
         <w:t xml:space="preserve">; </w:t>
       </w:r>
-      <w:hyperlink r:id="rId38">
-        <w:r>
-          <w:rPr>
-            <w:rtl/>
-            <w:cs/>
-            <w:lang w:val="ar_AE" w:bidi="ar_AE"/>
-          </w:rPr>
-          <w:rPr>
-            <w:color w:val="0000EE"/>
-            <w:u w:val="single"/>
-          </w:rPr>
-          <w:t>1 بطرس 3:1–7</w:t>
-        </w:r>
-      </w:hyperlink>
+      <w:r>
+        <w:rPr>
+          <w:rtl/>
+          <w:cs/>
+          <w:lang w:val="ar_AE" w:bidi="ar_AE"/>
+        </w:rPr>
+        <w:t>1 بطرس 3:1–7</w:t>
+      </w:r>
       <w:r>
         <w:rPr>
           <w:rtl/>
@@ -1125,20 +933,14 @@
         </w:rPr>
         <w:t>يعتبر الكتاب المقدس الزواج مقدسًا منذ البداية، ويُعد التعبير الجنسي جزءًا مهمًا منه (</w:t>
       </w:r>
-      <w:hyperlink r:id="rId39">
-        <w:r>
-          <w:rPr>
-            <w:rtl/>
-            <w:cs/>
-            <w:lang w:val="ar_AE" w:bidi="ar_AE"/>
-          </w:rPr>
-          <w:rPr>
-            <w:color w:val="0000EE"/>
-            <w:u w:val="single"/>
-          </w:rPr>
-          <w:t>تكوين 2:23–25</w:t>
-        </w:r>
-      </w:hyperlink>
+      <w:r>
+        <w:rPr>
+          <w:rtl/>
+          <w:cs/>
+          <w:lang w:val="ar_AE" w:bidi="ar_AE"/>
+        </w:rPr>
+        <w:t>تكوين 2:23–25</w:t>
+      </w:r>
       <w:r>
         <w:rPr>
           <w:rtl/>
@@ -1147,20 +949,14 @@
         </w:rPr>
         <w:t>). تسببت الخطية البشرية الأولى في حدوث اضطراب في جميع العلاقات، أولاً بين الله والبشر، ثم بين الرجل وزوجته، وحتى بين الإنسان والخليقة (</w:t>
       </w:r>
-      <w:hyperlink r:id="rId40">
-        <w:r>
-          <w:rPr>
-            <w:rtl/>
-            <w:cs/>
-            <w:lang w:val="ar_AE" w:bidi="ar_AE"/>
-          </w:rPr>
-          <w:rPr>
-            <w:color w:val="0000EE"/>
-            <w:u w:val="single"/>
-          </w:rPr>
-          <w:t>تكوين 3</w:t>
-        </w:r>
-      </w:hyperlink>
+      <w:r>
+        <w:rPr>
+          <w:rtl/>
+          <w:cs/>
+          <w:lang w:val="ar_AE" w:bidi="ar_AE"/>
+        </w:rPr>
+        <w:t>تكوين 3</w:t>
+      </w:r>
       <w:r>
         <w:rPr>
           <w:rtl/>
@@ -1189,20 +985,14 @@
         </w:rPr>
         <w:t>في سفر الأمثال، ينصح المعلم الحكيم الشباب غالبًا بتجنب الإغراءات الجنسية خارج إطار الزواج (</w:t>
       </w:r>
-      <w:hyperlink r:id="rId41">
-        <w:r>
-          <w:rPr>
-            <w:rtl/>
-            <w:cs/>
-            <w:lang w:val="ar_AE" w:bidi="ar_AE"/>
-          </w:rPr>
-          <w:rPr>
-            <w:color w:val="0000EE"/>
-            <w:u w:val="single"/>
-          </w:rPr>
-          <w:t>الأمثال 2:16–22</w:t>
-        </w:r>
-      </w:hyperlink>
+      <w:r>
+        <w:rPr>
+          <w:rtl/>
+          <w:cs/>
+          <w:lang w:val="ar_AE" w:bidi="ar_AE"/>
+        </w:rPr>
+        <w:t>الأمثال 2:16–22</w:t>
+      </w:r>
       <w:r>
         <w:rPr>
           <w:rtl/>
@@ -1211,20 +1001,14 @@
         </w:rPr>
         <w:t xml:space="preserve">؛ </w:t>
       </w:r>
-      <w:hyperlink r:id="rId42">
-        <w:r>
-          <w:rPr>
-            <w:rtl/>
-            <w:cs/>
-            <w:lang w:val="ar_AE" w:bidi="ar_AE"/>
-          </w:rPr>
-          <w:rPr>
-            <w:color w:val="0000EE"/>
-            <w:u w:val="single"/>
-          </w:rPr>
-          <w:t>5:1–23</w:t>
-        </w:r>
-      </w:hyperlink>
+      <w:r>
+        <w:rPr>
+          <w:rtl/>
+          <w:cs/>
+          <w:lang w:val="ar_AE" w:bidi="ar_AE"/>
+        </w:rPr>
+        <w:t>5:1–23</w:t>
+      </w:r>
       <w:r>
         <w:rPr>
           <w:rtl/>
@@ -1233,20 +1017,14 @@
         </w:rPr>
         <w:t xml:space="preserve">؛ </w:t>
       </w:r>
-      <w:hyperlink r:id="rId43">
-        <w:r>
-          <w:rPr>
-            <w:rtl/>
-            <w:cs/>
-            <w:lang w:val="ar_AE" w:bidi="ar_AE"/>
-          </w:rPr>
-          <w:rPr>
-            <w:color w:val="0000EE"/>
-            <w:u w:val="single"/>
-          </w:rPr>
-          <w:t>6:20–7:27</w:t>
-        </w:r>
-      </w:hyperlink>
+      <w:r>
+        <w:rPr>
+          <w:rtl/>
+          <w:cs/>
+          <w:lang w:val="ar_AE" w:bidi="ar_AE"/>
+        </w:rPr>
+        <w:t>6:20–7:27</w:t>
+      </w:r>
       <w:r>
         <w:rPr>
           <w:rtl/>
@@ -1255,20 +1033,14 @@
         </w:rPr>
         <w:t>). وعلى الرغم من أن الشاب قد يجد نساء أخريات جذابات، إلا أن الانجراف وراء هذه الإغراءات يمكن أن يؤدي إلى عواقب وخيمة، فقد تتعرض أهدافه العائلية والمهنية للتدمير. ولهذا يشجّع سفر الأمثال الرجال ببناء علاقة قوية مع زوجاتهم. كما يشجع الكتاب المقدس الرجال أن تكون علاقتهم الزوجية صحّية بدلاً من الانخراط وراء علاقات أخرى (</w:t>
       </w:r>
-      <w:hyperlink r:id="rId44">
-        <w:r>
-          <w:rPr>
-            <w:rtl/>
-            <w:cs/>
-            <w:lang w:val="ar_AE" w:bidi="ar_AE"/>
-          </w:rPr>
-          <w:rPr>
-            <w:color w:val="0000EE"/>
-            <w:u w:val="single"/>
-          </w:rPr>
-          <w:t>5:15–20</w:t>
-        </w:r>
-      </w:hyperlink>
+      <w:r>
+        <w:rPr>
+          <w:rtl/>
+          <w:cs/>
+          <w:lang w:val="ar_AE" w:bidi="ar_AE"/>
+        </w:rPr>
+        <w:t>5:15–20</w:t>
+      </w:r>
       <w:r>
         <w:rPr>
           <w:rtl/>
@@ -1317,20 +1089,14 @@
         </w:rPr>
         <w:t xml:space="preserve">يؤكد العهد الجديد أيضًا على قُدسية العلاقة الجنسية، وأن التعبير الصحيح عنها يكون داخل إطار الزواج. يشير يسوع إلى قصة الخليقة في سفر التكوين ليؤكد قصد الله في أن يدوم الزواج. فبعد أن اقتبس من </w:t>
       </w:r>
-      <w:hyperlink r:id="rId45">
-        <w:r>
-          <w:rPr>
-            <w:rtl/>
-            <w:cs/>
-            <w:lang w:val="ar_AE" w:bidi="ar_AE"/>
-          </w:rPr>
-          <w:rPr>
-            <w:color w:val="0000EE"/>
-            <w:u w:val="single"/>
-          </w:rPr>
-          <w:t>تكوين 2:24</w:t>
-        </w:r>
-      </w:hyperlink>
+      <w:r>
+        <w:rPr>
+          <w:rtl/>
+          <w:cs/>
+          <w:lang w:val="ar_AE" w:bidi="ar_AE"/>
+        </w:rPr>
+        <w:t>تكوين 2:24</w:t>
+      </w:r>
       <w:r>
         <w:rPr>
           <w:rtl/>
@@ -1355,20 +1121,14 @@
         </w:rPr>
         <w:t>" (</w:t>
       </w:r>
-      <w:hyperlink r:id="rId46">
-        <w:r>
-          <w:rPr>
-            <w:rtl/>
-            <w:cs/>
-            <w:lang w:val="ar_AE" w:bidi="ar_AE"/>
-          </w:rPr>
-          <w:rPr>
-            <w:color w:val="0000EE"/>
-            <w:u w:val="single"/>
-          </w:rPr>
-          <w:t>متّى 19:3–6</w:t>
-        </w:r>
-      </w:hyperlink>
+      <w:r>
+        <w:rPr>
+          <w:rtl/>
+          <w:cs/>
+          <w:lang w:val="ar_AE" w:bidi="ar_AE"/>
+        </w:rPr>
+        <w:t>متّى 19:3–6</w:t>
+      </w:r>
       <w:r>
         <w:rPr>
           <w:rtl/>
@@ -1377,20 +1137,14 @@
         </w:rPr>
         <w:t>). ويتحدث الرسول بولس عن أهمية الحفاظ على العلاقة الجسدية بين الزوجين لتجنّب الإغراء من إبليس (</w:t>
       </w:r>
-      <w:hyperlink r:id="rId47">
-        <w:r>
-          <w:rPr>
-            <w:rtl/>
-            <w:cs/>
-            <w:lang w:val="ar_AE" w:bidi="ar_AE"/>
-          </w:rPr>
-          <w:rPr>
-            <w:color w:val="0000EE"/>
-            <w:u w:val="single"/>
-          </w:rPr>
-          <w:t>1 كورنثوس 7:3–5</w:t>
-        </w:r>
-      </w:hyperlink>
+      <w:r>
+        <w:rPr>
+          <w:rtl/>
+          <w:cs/>
+          <w:lang w:val="ar_AE" w:bidi="ar_AE"/>
+        </w:rPr>
+        <w:t>1 كورنثوس 7:3–5</w:t>
+      </w:r>
       <w:r>
         <w:rPr>
           <w:rtl/>
@@ -1399,20 +1153,14 @@
         </w:rPr>
         <w:t xml:space="preserve">). يريد الله من الذين يتزوجون أن يكونوا أمناء لبعضهم البعض، وأن يبتعدوا عن أي ممارسات جنسية تضر بالعلاقة المقدسة بينهما (انظر </w:t>
       </w:r>
-      <w:hyperlink r:id="rId18">
-        <w:r>
-          <w:rPr>
-            <w:rtl/>
-            <w:cs/>
-            <w:lang w:val="ar_AE" w:bidi="ar_AE"/>
-          </w:rPr>
-          <w:rPr>
-            <w:color w:val="0000EE"/>
-            <w:u w:val="single"/>
-          </w:rPr>
-          <w:t>عبرانيين 13:4</w:t>
-        </w:r>
-      </w:hyperlink>
+      <w:r>
+        <w:rPr>
+          <w:rtl/>
+          <w:cs/>
+          <w:lang w:val="ar_AE" w:bidi="ar_AE"/>
+        </w:rPr>
+        <w:t>عبرانيين 13:4</w:t>
+      </w:r>
       <w:r>
         <w:rPr>
           <w:rtl/>
@@ -1454,20 +1202,14 @@
           <w:lang w:val="ar_AE" w:bidi="ar_AE"/>
         </w:rPr>
       </w:r>
-      <w:hyperlink r:id="rId13">
-        <w:r>
-          <w:rPr>
-            <w:rtl/>
-            <w:cs/>
-            <w:lang w:val="ar_AE" w:bidi="ar_AE"/>
-          </w:rPr>
-          <w:rPr>
-            <w:color w:val="0000EE"/>
-            <w:u w:val="single"/>
-          </w:rPr>
-          <w:t>تكوين ٢:١٨–٢٥</w:t>
-        </w:r>
-      </w:hyperlink>
+      <w:r>
+        <w:rPr>
+          <w:rtl/>
+          <w:cs/>
+          <w:lang w:val="ar_AE" w:bidi="ar_AE"/>
+        </w:rPr>
+        <w:t>تكوين ٢:١٨–٢٥</w:t>
+      </w:r>
       <w:r>
         <w:rPr>
           <w:rtl/>
@@ -1476,20 +1218,14 @@
         </w:rPr>
         <w:t xml:space="preserve">; </w:t>
       </w:r>
-      <w:hyperlink r:id="rId41">
-        <w:r>
-          <w:rPr>
-            <w:rtl/>
-            <w:cs/>
-            <w:lang w:val="ar_AE" w:bidi="ar_AE"/>
-          </w:rPr>
-          <w:rPr>
-            <w:color w:val="0000EE"/>
-            <w:u w:val="single"/>
-          </w:rPr>
-          <w:t>أمثال ٢:١٦–٢٢</w:t>
-        </w:r>
-      </w:hyperlink>
+      <w:r>
+        <w:rPr>
+          <w:rtl/>
+          <w:cs/>
+          <w:lang w:val="ar_AE" w:bidi="ar_AE"/>
+        </w:rPr>
+        <w:t>أمثال ٢:١٦–٢٢</w:t>
+      </w:r>
       <w:r>
         <w:rPr>
           <w:rtl/>
@@ -1498,20 +1234,14 @@
         </w:rPr>
         <w:t xml:space="preserve">; </w:t>
       </w:r>
-      <w:hyperlink r:id="rId44">
-        <w:r>
-          <w:rPr>
-            <w:rtl/>
-            <w:cs/>
-            <w:lang w:val="ar_AE" w:bidi="ar_AE"/>
-          </w:rPr>
-          <w:rPr>
-            <w:color w:val="0000EE"/>
-            <w:u w:val="single"/>
-          </w:rPr>
-          <w:t>٥:١٥–٢٠</w:t>
-        </w:r>
-      </w:hyperlink>
+      <w:r>
+        <w:rPr>
+          <w:rtl/>
+          <w:cs/>
+          <w:lang w:val="ar_AE" w:bidi="ar_AE"/>
+        </w:rPr>
+        <w:t>٥:١٥–٢٠</w:t>
+      </w:r>
       <w:r>
         <w:rPr>
           <w:rtl/>
@@ -1520,20 +1250,14 @@
         </w:rPr>
         <w:t xml:space="preserve">; </w:t>
       </w:r>
-      <w:hyperlink r:id="rId48">
-        <w:r>
-          <w:rPr>
-            <w:rtl/>
-            <w:cs/>
-            <w:lang w:val="ar_AE" w:bidi="ar_AE"/>
-          </w:rPr>
-          <w:rPr>
-            <w:color w:val="0000EE"/>
-            <w:u w:val="single"/>
-          </w:rPr>
-          <w:t>٦:٢٠–٣٥</w:t>
-        </w:r>
-      </w:hyperlink>
+      <w:r>
+        <w:rPr>
+          <w:rtl/>
+          <w:cs/>
+          <w:lang w:val="ar_AE" w:bidi="ar_AE"/>
+        </w:rPr>
+        <w:t>٦:٢٠–٣٥</w:t>
+      </w:r>
       <w:r>
         <w:rPr>
           <w:rtl/>
@@ -1542,20 +1266,14 @@
         </w:rPr>
         <w:t xml:space="preserve">; </w:t>
       </w:r>
-      <w:hyperlink r:id="rId49">
-        <w:r>
-          <w:rPr>
-            <w:rtl/>
-            <w:cs/>
-            <w:lang w:val="ar_AE" w:bidi="ar_AE"/>
-          </w:rPr>
-          <w:rPr>
-            <w:color w:val="0000EE"/>
-            <w:u w:val="single"/>
-          </w:rPr>
-          <w:t>٧:١–٢٧</w:t>
-        </w:r>
-      </w:hyperlink>
+      <w:r>
+        <w:rPr>
+          <w:rtl/>
+          <w:cs/>
+          <w:lang w:val="ar_AE" w:bidi="ar_AE"/>
+        </w:rPr>
+        <w:t>٧:١–٢٧</w:t>
+      </w:r>
       <w:r>
         <w:rPr>
           <w:rtl/>
@@ -1564,20 +1282,14 @@
         </w:rPr>
         <w:t xml:space="preserve">; </w:t>
       </w:r>
-      <w:hyperlink r:id="rId50">
-        <w:r>
-          <w:rPr>
-            <w:rtl/>
-            <w:cs/>
-            <w:lang w:val="ar_AE" w:bidi="ar_AE"/>
-          </w:rPr>
-          <w:rPr>
-            <w:color w:val="0000EE"/>
-            <w:u w:val="single"/>
-          </w:rPr>
-          <w:t>إرميا ٥:٧–١١</w:t>
-        </w:r>
-      </w:hyperlink>
+      <w:r>
+        <w:rPr>
+          <w:rtl/>
+          <w:cs/>
+          <w:lang w:val="ar_AE" w:bidi="ar_AE"/>
+        </w:rPr>
+        <w:t>إرميا ٥:٧–١١</w:t>
+      </w:r>
       <w:r>
         <w:rPr>
           <w:rtl/>
@@ -1586,20 +1298,14 @@
         </w:rPr>
         <w:t xml:space="preserve">; </w:t>
       </w:r>
-      <w:hyperlink r:id="rId51">
-        <w:r>
-          <w:rPr>
-            <w:rtl/>
-            <w:cs/>
-            <w:lang w:val="ar_AE" w:bidi="ar_AE"/>
-          </w:rPr>
-          <w:rPr>
-            <w:color w:val="0000EE"/>
-            <w:u w:val="single"/>
-          </w:rPr>
-          <w:t>هوشع ٢:٢٠</w:t>
-        </w:r>
-      </w:hyperlink>
+      <w:r>
+        <w:rPr>
+          <w:rtl/>
+          <w:cs/>
+          <w:lang w:val="ar_AE" w:bidi="ar_AE"/>
+        </w:rPr>
+        <w:t>هوشع ٢:٢٠</w:t>
+      </w:r>
       <w:r>
         <w:rPr>
           <w:rtl/>
@@ -1608,20 +1314,14 @@
         </w:rPr>
         <w:t xml:space="preserve">; </w:t>
       </w:r>
-      <w:hyperlink r:id="rId52">
-        <w:r>
-          <w:rPr>
-            <w:rtl/>
-            <w:cs/>
-            <w:lang w:val="ar_AE" w:bidi="ar_AE"/>
-          </w:rPr>
-          <w:rPr>
-            <w:color w:val="0000EE"/>
-            <w:u w:val="single"/>
-          </w:rPr>
-          <w:t>ملاخي ٢:١٤–١٦</w:t>
-        </w:r>
-      </w:hyperlink>
+      <w:r>
+        <w:rPr>
+          <w:rtl/>
+          <w:cs/>
+          <w:lang w:val="ar_AE" w:bidi="ar_AE"/>
+        </w:rPr>
+        <w:t>ملاخي ٢:١٤–١٦</w:t>
+      </w:r>
       <w:r>
         <w:rPr>
           <w:rtl/>
@@ -1630,20 +1330,14 @@
         </w:rPr>
         <w:t xml:space="preserve">; </w:t>
       </w:r>
-      <w:hyperlink r:id="rId53">
-        <w:r>
-          <w:rPr>
-            <w:rtl/>
-            <w:cs/>
-            <w:lang w:val="ar_AE" w:bidi="ar_AE"/>
-          </w:rPr>
-          <w:rPr>
-            <w:color w:val="0000EE"/>
-            <w:u w:val="single"/>
-          </w:rPr>
-          <w:t>متى ١٩:٤–٦</w:t>
-        </w:r>
-      </w:hyperlink>
+      <w:r>
+        <w:rPr>
+          <w:rtl/>
+          <w:cs/>
+          <w:lang w:val="ar_AE" w:bidi="ar_AE"/>
+        </w:rPr>
+        <w:t>متى ١٩:٤–٦</w:t>
+      </w:r>
       <w:r>
         <w:rPr>
           <w:rtl/>
@@ -1652,20 +1346,14 @@
         </w:rPr>
         <w:t xml:space="preserve">; </w:t>
       </w:r>
-      <w:hyperlink r:id="rId54">
-        <w:r>
-          <w:rPr>
-            <w:rtl/>
-            <w:cs/>
-            <w:lang w:val="ar_AE" w:bidi="ar_AE"/>
-          </w:rPr>
-          <w:rPr>
-            <w:color w:val="0000EE"/>
-            <w:u w:val="single"/>
-          </w:rPr>
-          <w:t>٢٢:٣٠</w:t>
-        </w:r>
-      </w:hyperlink>
+      <w:r>
+        <w:rPr>
+          <w:rtl/>
+          <w:cs/>
+          <w:lang w:val="ar_AE" w:bidi="ar_AE"/>
+        </w:rPr>
+        <w:t>٢٢:٣٠</w:t>
+      </w:r>
       <w:r>
         <w:rPr>
           <w:rtl/>
@@ -1674,20 +1362,14 @@
         </w:rPr>
         <w:t xml:space="preserve">; </w:t>
       </w:r>
-      <w:hyperlink r:id="rId55">
-        <w:r>
-          <w:rPr>
-            <w:rtl/>
-            <w:cs/>
-            <w:lang w:val="ar_AE" w:bidi="ar_AE"/>
-          </w:rPr>
-          <w:rPr>
-            <w:color w:val="0000EE"/>
-            <w:u w:val="single"/>
-          </w:rPr>
-          <w:t>١ كورنثوس ٦:١٥–٢٠</w:t>
-        </w:r>
-      </w:hyperlink>
+      <w:r>
+        <w:rPr>
+          <w:rtl/>
+          <w:cs/>
+          <w:lang w:val="ar_AE" w:bidi="ar_AE"/>
+        </w:rPr>
+        <w:t>١ كورنثوس ٦:١٥–٢٠</w:t>
+      </w:r>
       <w:r>
         <w:rPr>
           <w:rtl/>
@@ -1696,20 +1378,14 @@
         </w:rPr>
         <w:t xml:space="preserve">; </w:t>
       </w:r>
-      <w:hyperlink r:id="rId18">
-        <w:r>
-          <w:rPr>
-            <w:rtl/>
-            <w:cs/>
-            <w:lang w:val="ar_AE" w:bidi="ar_AE"/>
-          </w:rPr>
-          <w:rPr>
-            <w:color w:val="0000EE"/>
-            <w:u w:val="single"/>
-          </w:rPr>
-          <w:t>عبرانيين ١٣:٤</w:t>
-        </w:r>
-      </w:hyperlink>
+      <w:r>
+        <w:rPr>
+          <w:rtl/>
+          <w:cs/>
+          <w:lang w:val="ar_AE" w:bidi="ar_AE"/>
+        </w:rPr>
+        <w:t>عبرانيين ١٣:٤</w:t>
+      </w:r>
       <w:r>
         <w:rPr>
           <w:rtl/>
